--- a/Alex_White_Resume.docx
+++ b/Alex_White_Resume.docx
@@ -5,7 +5,7 @@
     <w:p>
       <w:pPr>
         <w:spacing w:after="0" w:line="259" w:lineRule="auto"/>
-        <w:ind w:left="16" w:firstLine="0"/>
+        <w:ind w:left="51" w:firstLine="0"/>
         <w:jc w:val="center"/>
       </w:pPr>
       <w:r>
@@ -13,16 +13,13 @@
           <w:b/>
           <w:sz w:val="32"/>
         </w:rPr>
-        <w:t>Alexander White</w:t>
-      </w:r>
-      <w:r>
-        <w:t xml:space="preserve"> </w:t>
+        <w:t xml:space="preserve">Alexander White </w:t>
       </w:r>
     </w:p>
     <w:p>
       <w:pPr>
         <w:spacing w:after="0" w:line="259" w:lineRule="auto"/>
-        <w:ind w:left="12" w:firstLine="0"/>
+        <w:ind w:left="46" w:firstLine="0"/>
         <w:jc w:val="center"/>
       </w:pPr>
       <w:r>
@@ -31,259 +28,27 @@
     </w:p>
     <w:p>
       <w:pPr>
-        <w:spacing w:after="120" w:line="259" w:lineRule="auto"/>
-        <w:ind w:left="-29" w:right="-50" w:firstLine="0"/>
-      </w:pPr>
-      <w:r>
-        <w:rPr>
-          <w:noProof/>
-          <w:sz w:val="22"/>
-        </w:rPr>
-        <mc:AlternateContent>
-          <mc:Choice Requires="wpg">
-            <w:drawing>
-              <wp:inline distT="0" distB="0" distL="0" distR="0" wp14:anchorId="51DC0540" wp14:editId="00C25A85">
-                <wp:extent cx="6714109" cy="6096"/>
-                <wp:effectExtent l="0" t="0" r="0" b="0"/>
-                <wp:docPr id="3012" name="Group 3012"/>
-                <wp:cNvGraphicFramePr/>
-                <a:graphic xmlns:a="http://schemas.openxmlformats.org/drawingml/2006/main">
-                  <a:graphicData uri="http://schemas.microsoft.com/office/word/2010/wordprocessingGroup">
-                    <wpg:wgp>
-                      <wpg:cNvGrpSpPr/>
-                      <wpg:grpSpPr>
-                        <a:xfrm>
-                          <a:off x="0" y="0"/>
-                          <a:ext cx="6714109" cy="6096"/>
-                          <a:chOff x="0" y="0"/>
-                          <a:chExt cx="6714109" cy="6096"/>
-                        </a:xfrm>
-                      </wpg:grpSpPr>
-                      <wps:wsp>
-                        <wps:cNvPr id="3420" name="Shape 3420"/>
-                        <wps:cNvSpPr/>
-                        <wps:spPr>
-                          <a:xfrm>
-                            <a:off x="0" y="0"/>
-                            <a:ext cx="6714109" cy="9144"/>
-                          </a:xfrm>
-                          <a:custGeom>
-                            <a:avLst/>
-                            <a:gdLst/>
-                            <a:ahLst/>
-                            <a:cxnLst/>
-                            <a:rect l="0" t="0" r="0" b="0"/>
-                            <a:pathLst>
-                              <a:path w="6714109" h="9144">
-                                <a:moveTo>
-                                  <a:pt x="0" y="0"/>
-                                </a:moveTo>
-                                <a:lnTo>
-                                  <a:pt x="6714109" y="0"/>
-                                </a:lnTo>
-                                <a:lnTo>
-                                  <a:pt x="6714109" y="9144"/>
-                                </a:lnTo>
-                                <a:lnTo>
-                                  <a:pt x="0" y="9144"/>
-                                </a:lnTo>
-                                <a:lnTo>
-                                  <a:pt x="0" y="0"/>
-                                </a:lnTo>
-                              </a:path>
-                            </a:pathLst>
-                          </a:custGeom>
-                          <a:ln w="0" cap="flat">
-                            <a:miter lim="127000"/>
-                          </a:ln>
-                        </wps:spPr>
-                        <wps:style>
-                          <a:lnRef idx="0">
-                            <a:srgbClr val="000000">
-                              <a:alpha val="0"/>
-                            </a:srgbClr>
-                          </a:lnRef>
-                          <a:fillRef idx="1">
-                            <a:srgbClr val="000000"/>
-                          </a:fillRef>
-                          <a:effectRef idx="0">
-                            <a:scrgbClr r="0" g="0" b="0"/>
-                          </a:effectRef>
-                          <a:fontRef idx="none"/>
-                        </wps:style>
-                        <wps:bodyPr/>
-                      </wps:wsp>
-                    </wpg:wgp>
-                  </a:graphicData>
-                </a:graphic>
-              </wp:inline>
-            </w:drawing>
-          </mc:Choice>
-          <mc:Fallback xmlns:a="http://schemas.openxmlformats.org/drawingml/2006/main">
-            <w:pict>
-              <v:group id="Group 3012" style="width:528.67pt;height:0.47998pt;mso-position-horizontal-relative:char;mso-position-vertical-relative:line" coordsize="67141,60">
-                <v:shape id="Shape 3421" style="position:absolute;width:67141;height:91;left:0;top:0;" coordsize="6714109,9144" path="m0,0l6714109,0l6714109,9144l0,9144l0,0">
-                  <v:stroke weight="0pt" endcap="flat" joinstyle="miter" miterlimit="10" on="false" color="#000000" opacity="0"/>
-                  <v:fill on="true" color="#000000"/>
-                </v:shape>
-              </v:group>
-            </w:pict>
-          </mc:Fallback>
-        </mc:AlternateContent>
-      </w:r>
-    </w:p>
-    <w:p>
-      <w:pPr>
-        <w:pStyle w:val="Heading1"/>
-        <w:spacing w:after="5"/>
-        <w:ind w:left="-5"/>
-      </w:pPr>
-      <w:r>
-        <w:rPr>
-          <w:u w:val="single" w:color="000000"/>
-        </w:rPr>
+        <w:pStyle w:val="SectionHeading"/>
+      </w:pPr>
+      <w:r>
         <w:t>PROFESSIONAL SUMMARY</w:t>
       </w:r>
-      <w:r>
-        <w:rPr>
-          <w:b w:val="0"/>
-        </w:rPr>
-        <w:t xml:space="preserve"> </w:t>
-      </w:r>
     </w:p>
     <w:p>
       <w:pPr>
         <w:ind w:left="0" w:firstLine="0"/>
       </w:pPr>
       <w:r>
-        <w:t xml:space="preserve">I've maintained precision aircraft systems for the Marine Corps, graduated top of my class as an EMT, built a $10M production program from nothing, and I'm finishing a business analytics degree in the top 10% of my class. Different fields, one constant: do it right the first time, every time </w:t>
-      </w:r>
-      <w:r>
-        <w:t>—</w:t>
-      </w:r>
-      <w:r>
-        <w:t xml:space="preserve"> no exception. Relocating to Minneapolis and open to travel</w:t>
-      </w:r>
-      <w:r>
-        <w:t xml:space="preserve">. </w:t>
-      </w:r>
-    </w:p>
-    <w:p>
-      <w:pPr>
-        <w:pStyle w:val="Heading1"/>
-        <w:ind w:left="-5"/>
-      </w:pPr>
-      <w:r>
-        <w:t>SKILLS &amp; IMPACT</w:t>
-      </w:r>
-      <w:r>
-        <w:rPr>
-          <w:b w:val="0"/>
-        </w:rPr>
-        <w:t xml:space="preserve"> </w:t>
-      </w:r>
-    </w:p>
-    <w:p>
-      <w:pPr>
-        <w:spacing w:after="101" w:line="259" w:lineRule="auto"/>
-        <w:ind w:left="-29" w:right="-50" w:firstLine="0"/>
-      </w:pPr>
-      <w:r>
-        <w:rPr>
-          <w:noProof/>
-          <w:sz w:val="22"/>
-        </w:rPr>
-        <mc:AlternateContent>
-          <mc:Choice Requires="wpg">
-            <w:drawing>
-              <wp:inline distT="0" distB="0" distL="0" distR="0" wp14:anchorId="3B1753DE" wp14:editId="08F9444B">
-                <wp:extent cx="6714109" cy="6096"/>
-                <wp:effectExtent l="0" t="0" r="0" b="0"/>
-                <wp:docPr id="3013" name="Group 3013"/>
-                <wp:cNvGraphicFramePr/>
-                <a:graphic xmlns:a="http://schemas.openxmlformats.org/drawingml/2006/main">
-                  <a:graphicData uri="http://schemas.microsoft.com/office/word/2010/wordprocessingGroup">
-                    <wpg:wgp>
-                      <wpg:cNvGrpSpPr/>
-                      <wpg:grpSpPr>
-                        <a:xfrm>
-                          <a:off x="0" y="0"/>
-                          <a:ext cx="6714109" cy="6096"/>
-                          <a:chOff x="0" y="0"/>
-                          <a:chExt cx="6714109" cy="6096"/>
-                        </a:xfrm>
-                      </wpg:grpSpPr>
-                      <wps:wsp>
-                        <wps:cNvPr id="3422" name="Shape 3422"/>
-                        <wps:cNvSpPr/>
-                        <wps:spPr>
-                          <a:xfrm>
-                            <a:off x="0" y="0"/>
-                            <a:ext cx="6714109" cy="9144"/>
-                          </a:xfrm>
-                          <a:custGeom>
-                            <a:avLst/>
-                            <a:gdLst/>
-                            <a:ahLst/>
-                            <a:cxnLst/>
-                            <a:rect l="0" t="0" r="0" b="0"/>
-                            <a:pathLst>
-                              <a:path w="6714109" h="9144">
-                                <a:moveTo>
-                                  <a:pt x="0" y="0"/>
-                                </a:moveTo>
-                                <a:lnTo>
-                                  <a:pt x="6714109" y="0"/>
-                                </a:lnTo>
-                                <a:lnTo>
-                                  <a:pt x="6714109" y="9144"/>
-                                </a:lnTo>
-                                <a:lnTo>
-                                  <a:pt x="0" y="9144"/>
-                                </a:lnTo>
-                                <a:lnTo>
-                                  <a:pt x="0" y="0"/>
-                                </a:lnTo>
-                              </a:path>
-                            </a:pathLst>
-                          </a:custGeom>
-                          <a:ln w="0" cap="flat">
-                            <a:miter lim="127000"/>
-                          </a:ln>
-                        </wps:spPr>
-                        <wps:style>
-                          <a:lnRef idx="0">
-                            <a:srgbClr val="000000">
-                              <a:alpha val="0"/>
-                            </a:srgbClr>
-                          </a:lnRef>
-                          <a:fillRef idx="1">
-                            <a:srgbClr val="000000"/>
-                          </a:fillRef>
-                          <a:effectRef idx="0">
-                            <a:scrgbClr r="0" g="0" b="0"/>
-                          </a:effectRef>
-                          <a:fontRef idx="none"/>
-                        </wps:style>
-                        <wps:bodyPr/>
-                      </wps:wsp>
-                    </wpg:wgp>
-                  </a:graphicData>
-                </a:graphic>
-              </wp:inline>
-            </w:drawing>
-          </mc:Choice>
-          <mc:Fallback xmlns:a="http://schemas.openxmlformats.org/drawingml/2006/main">
-            <w:pict>
-              <v:group id="Group 3013" style="width:528.67pt;height:0.47998pt;mso-position-horizontal-relative:char;mso-position-vertical-relative:line" coordsize="67141,60">
-                <v:shape id="Shape 3423" style="position:absolute;width:67141;height:91;left:0;top:0;" coordsize="6714109,9144" path="m0,0l6714109,0l6714109,9144l0,9144l0,0">
-                  <v:stroke weight="0pt" endcap="flat" joinstyle="miter" miterlimit="10" on="false" color="#000000" opacity="0"/>
-                  <v:fill on="true" color="#000000"/>
-                </v:shape>
-              </v:group>
-            </w:pict>
-          </mc:Fallback>
-        </mc:AlternateContent>
+        <w:t>I recently graduated Summa Cum Laude from the University of Denver with a business analytics degree — Beta Gamma Sigma, top 10% of my class. Before that, I maintained precision aircraft systems for the Marine Corps, finished top of my class as an EMT, and built a $10M production program from nothing. Different fields, one constant: do it right the first time, every time — no exception. Relocating to Minneapolis and open to travel.</w:t>
+      </w:r>
+    </w:p>
+    <w:p>
+      <w:pPr>
+        <w:pStyle w:val="SectionHeading"/>
+        <w:ind w:firstLine="0"/>
+      </w:pPr>
+      <w:r>
+        <w:t xml:space="preserve">SKILLS &amp; IMPACT </w:t>
       </w:r>
     </w:p>
     <w:p>
@@ -292,11 +57,13 @@
         <w:ind w:left="-5"/>
       </w:pPr>
       <w:r>
-        <w:t>Data Analytics &amp; Business Intelligence</w:t>
+        <w:t>D</w:t>
+      </w:r>
+      <w:r>
+        <w:t>ata Analytics &amp; Business Intelligence</w:t>
       </w:r>
       <w:r>
         <w:rPr>
-          <w:b w:val="0"/>
           <w:u w:val="none"/>
         </w:rPr>
         <w:t xml:space="preserve"> </w:t>
@@ -304,10 +71,13 @@
     </w:p>
     <w:p>
       <w:pPr>
-        <w:ind w:left="0" w:firstLine="0"/>
-      </w:pPr>
-      <w:r>
-        <w:t xml:space="preserve">SQLite, MSSQL, Visio, Python, R, Excel, Tableau, Power BI, VBA; Data Warehousing, ETL/Data Pipelines, Data Modeling, KPI Development, Requirements Gathering, Data Visualization, Predictive Modeling, Database Development, Database Management, Process Automation  </w:t>
+        <w:ind w:left="15" w:firstLine="0"/>
+      </w:pPr>
+      <w:r>
+        <w:t>S</w:t>
+      </w:r>
+      <w:r>
+        <w:t xml:space="preserve">QLite, MSSQL, Visio, Python, R, Excel, Tableau, Power BI, VBA; Data Warehousing, ETL/Data Pipelines, Data Modeling, KPI Development, Requirements Gathering, Data Visualization, Predictive Modeling, Database Development, Database Management, Process Automation </w:t>
       </w:r>
     </w:p>
     <w:p>
@@ -319,7 +89,7 @@
         <w:ind w:hanging="178"/>
       </w:pPr>
       <w:r>
-        <w:t xml:space="preserve">Designed and populated a normalized database (5+ entities), automating revenue, discount, and retention KPIs that previously required manual reporting. (Analytics 2026)  </w:t>
+        <w:t xml:space="preserve">Designed and populated a normalized database (5+ entities), automating revenue, discount, and retention KPIs that previously required manual reporting. (Analytics 2026) </w:t>
       </w:r>
     </w:p>
     <w:p>
@@ -331,7 +101,7 @@
         <w:ind w:hanging="178"/>
       </w:pPr>
       <w:r>
-        <w:t xml:space="preserve">Built Tableau dashboards using pre-attentive attributes, translating complex data into clear visuals that directly supported stakeholder decision-making. (Analytics 2025)  </w:t>
+        <w:t xml:space="preserve">Built Tableau dashboards using pre-attentive attributes, translating complex data into clear visuals that directly supported stakeholder decision-making. (Analytics 2025) </w:t>
       </w:r>
     </w:p>
     <w:p>
@@ -343,7 +113,7 @@
         <w:ind w:hanging="178"/>
       </w:pPr>
       <w:r>
-        <w:t xml:space="preserve">Built a multiple linear regression model on NHL trade and performance data, delivering actionable roster-valuation insights for the LA Kings front office. (Analytics 2025)  </w:t>
+        <w:t xml:space="preserve">Built a multiple linear regression model on NHL trade and performance data, delivering actionable roster-valuation insights for the LA Kings front office. (Analytics 2025) </w:t>
       </w:r>
     </w:p>
     <w:p>
@@ -356,7 +126,6 @@
       </w:r>
       <w:r>
         <w:rPr>
-          <w:b w:val="0"/>
           <w:u w:val="none"/>
         </w:rPr>
         <w:t xml:space="preserve"> </w:t>
@@ -364,10 +133,10 @@
     </w:p>
     <w:p>
       <w:pPr>
-        <w:ind w:left="0" w:firstLine="0"/>
-      </w:pPr>
-      <w:r>
-        <w:t xml:space="preserve">Revenue and margin analysis, yield optimization, inventory and asset management, process improvement.  </w:t>
+        <w:ind w:left="15" w:firstLine="0"/>
+      </w:pPr>
+      <w:r>
+        <w:t xml:space="preserve">Revenue and margin analysis, yield optimization, inventory and asset management, process improvement. </w:t>
       </w:r>
     </w:p>
     <w:p>
@@ -379,7 +148,7 @@
         <w:ind w:hanging="178"/>
       </w:pPr>
       <w:r>
-        <w:t xml:space="preserve">Independently identified waste inefficiencies across a $2.9M protein inventory, implemented yield optimizations that improved margins, and generated $10.7M in direct revenue. (Gaylord Rockies 2021)  </w:t>
+        <w:t xml:space="preserve">Independently identified waste inefficiencies across a $2.9M protein inventory, implemented yield optimizations that improved margins, and generated $10.7M in direct revenue. (Gaylord Rockies 2021) </w:t>
       </w:r>
     </w:p>
     <w:p>
@@ -391,7 +160,7 @@
         <w:ind w:hanging="178"/>
       </w:pPr>
       <w:r>
-        <w:t xml:space="preserve">Coordinated directly with 17 culinary teams to standardize operating procedures, enabling faster, more consistent execution across a 10,000+ guest resort. (Gaylord Rockies 2021)  </w:t>
+        <w:t xml:space="preserve">Coordinated directly with 17 culinary teams to standardize operating procedures, enabling faster, more consistent execution across a 10,000+ guest resort. (Gaylord Rockies 2021) </w:t>
       </w:r>
     </w:p>
     <w:p>
@@ -404,7 +173,6 @@
       </w:r>
       <w:r>
         <w:rPr>
-          <w:b w:val="0"/>
           <w:u w:val="none"/>
         </w:rPr>
         <w:t xml:space="preserve"> </w:t>
@@ -412,7 +180,7 @@
     </w:p>
     <w:p>
       <w:pPr>
-        <w:ind w:left="0" w:firstLine="0"/>
+        <w:ind w:left="15" w:firstLine="0"/>
       </w:pPr>
       <w:r>
         <w:t xml:space="preserve">Stakeholder communication, cross-functional teamwork, instruction, decision-making under pressure. </w:t>
@@ -424,7 +192,6 @@
           <w:ilvl w:val="0"/>
           <w:numId w:val="3"/>
         </w:numPr>
-        <w:spacing w:after="0"/>
         <w:ind w:hanging="178"/>
       </w:pPr>
       <w:r>
@@ -437,17 +204,11 @@
           <w:ilvl w:val="0"/>
           <w:numId w:val="3"/>
         </w:numPr>
-        <w:spacing w:after="66"/>
+        <w:spacing w:after="60"/>
         <w:ind w:hanging="178"/>
       </w:pPr>
       <w:r>
-        <w:t>Designed and delivered 1,200 hours of technical instruction to 9,600 Marines, achieving full mission readiness across all cohorts. (USMC 2012</w:t>
-      </w:r>
-      <w:r>
-        <w:t>–</w:t>
-      </w:r>
-      <w:r>
-        <w:t xml:space="preserve">2017)  </w:t>
+        <w:t xml:space="preserve">Designed and delivered 1,200 hours of technical instruction to 9,600 Marines, achieving full mission readiness across all cohorts. (USMC 2012–2017) </w:t>
       </w:r>
     </w:p>
     <w:p>
@@ -456,7 +217,7 @@
           <w:ilvl w:val="0"/>
           <w:numId w:val="3"/>
         </w:numPr>
-        <w:spacing w:after="70"/>
+        <w:spacing w:after="64"/>
         <w:ind w:hanging="178"/>
       </w:pPr>
       <w:r>
@@ -465,120 +226,11 @@
     </w:p>
     <w:p>
       <w:pPr>
-        <w:pStyle w:val="Heading1"/>
-        <w:ind w:left="-5"/>
-      </w:pPr>
-      <w:r>
-        <w:t>ANALYTICS PROJECTS</w:t>
-      </w:r>
-      <w:r>
-        <w:rPr>
-          <w:b w:val="0"/>
-        </w:rPr>
-        <w:t xml:space="preserve"> </w:t>
-      </w:r>
-    </w:p>
-    <w:p>
-      <w:pPr>
-        <w:spacing w:after="96" w:line="259" w:lineRule="auto"/>
-        <w:ind w:left="-29" w:right="-50" w:firstLine="0"/>
-      </w:pPr>
-      <w:r>
-        <w:rPr>
-          <w:noProof/>
-          <w:sz w:val="22"/>
-        </w:rPr>
-        <mc:AlternateContent>
-          <mc:Choice Requires="wpg">
-            <w:drawing>
-              <wp:inline distT="0" distB="0" distL="0" distR="0" wp14:anchorId="5DBDAB9D" wp14:editId="506D92FB">
-                <wp:extent cx="6714109" cy="6096"/>
-                <wp:effectExtent l="0" t="0" r="0" b="0"/>
-                <wp:docPr id="3014" name="Group 3014"/>
-                <wp:cNvGraphicFramePr/>
-                <a:graphic xmlns:a="http://schemas.openxmlformats.org/drawingml/2006/main">
-                  <a:graphicData uri="http://schemas.microsoft.com/office/word/2010/wordprocessingGroup">
-                    <wpg:wgp>
-                      <wpg:cNvGrpSpPr/>
-                      <wpg:grpSpPr>
-                        <a:xfrm>
-                          <a:off x="0" y="0"/>
-                          <a:ext cx="6714109" cy="6096"/>
-                          <a:chOff x="0" y="0"/>
-                          <a:chExt cx="6714109" cy="6096"/>
-                        </a:xfrm>
-                      </wpg:grpSpPr>
-                      <wps:wsp>
-                        <wps:cNvPr id="3424" name="Shape 3424"/>
-                        <wps:cNvSpPr/>
-                        <wps:spPr>
-                          <a:xfrm>
-                            <a:off x="0" y="0"/>
-                            <a:ext cx="6714109" cy="9144"/>
-                          </a:xfrm>
-                          <a:custGeom>
-                            <a:avLst/>
-                            <a:gdLst/>
-                            <a:ahLst/>
-                            <a:cxnLst/>
-                            <a:rect l="0" t="0" r="0" b="0"/>
-                            <a:pathLst>
-                              <a:path w="6714109" h="9144">
-                                <a:moveTo>
-                                  <a:pt x="0" y="0"/>
-                                </a:moveTo>
-                                <a:lnTo>
-                                  <a:pt x="6714109" y="0"/>
-                                </a:lnTo>
-                                <a:lnTo>
-                                  <a:pt x="6714109" y="9144"/>
-                                </a:lnTo>
-                                <a:lnTo>
-                                  <a:pt x="0" y="9144"/>
-                                </a:lnTo>
-                                <a:lnTo>
-                                  <a:pt x="0" y="0"/>
-                                </a:lnTo>
-                              </a:path>
-                            </a:pathLst>
-                          </a:custGeom>
-                          <a:ln w="0" cap="flat">
-                            <a:miter lim="127000"/>
-                          </a:ln>
-                        </wps:spPr>
-                        <wps:style>
-                          <a:lnRef idx="0">
-                            <a:srgbClr val="000000">
-                              <a:alpha val="0"/>
-                            </a:srgbClr>
-                          </a:lnRef>
-                          <a:fillRef idx="1">
-                            <a:srgbClr val="000000"/>
-                          </a:fillRef>
-                          <a:effectRef idx="0">
-                            <a:scrgbClr r="0" g="0" b="0"/>
-                          </a:effectRef>
-                          <a:fontRef idx="none"/>
-                        </wps:style>
-                        <wps:bodyPr/>
-                      </wps:wsp>
-                    </wpg:wgp>
-                  </a:graphicData>
-                </a:graphic>
-              </wp:inline>
-            </w:drawing>
-          </mc:Choice>
-          <mc:Fallback xmlns:a="http://schemas.openxmlformats.org/drawingml/2006/main">
-            <w:pict>
-              <v:group id="Group 3014" style="width:528.67pt;height:0.47998pt;mso-position-horizontal-relative:char;mso-position-vertical-relative:line" coordsize="67141,60">
-                <v:shape id="Shape 3425" style="position:absolute;width:67141;height:91;left:0;top:0;" coordsize="6714109,9144" path="m0,0l6714109,0l6714109,9144l0,9144l0,0">
-                  <v:stroke weight="0pt" endcap="flat" joinstyle="miter" miterlimit="10" on="false" color="#000000" opacity="0"/>
-                  <v:fill on="true" color="#000000"/>
-                </v:shape>
-              </v:group>
-            </w:pict>
-          </mc:Fallback>
-        </mc:AlternateContent>
+        <w:pStyle w:val="SectionHeading"/>
+        <w:ind w:firstLine="0"/>
+      </w:pPr>
+      <w:r>
+        <w:t xml:space="preserve">ANALYTICS PROJECTS </w:t>
       </w:r>
     </w:p>
     <w:p>
@@ -587,13 +239,10 @@
         <w:ind w:left="-5"/>
       </w:pPr>
       <w:r>
-        <w:t xml:space="preserve">Sports Analytics </w:t>
-      </w:r>
-      <w:r>
-        <w:t>–</w:t>
-      </w:r>
-      <w:r>
-        <w:t xml:space="preserve"> LA Kings Organization</w:t>
+        <w:t>S</w:t>
+      </w:r>
+      <w:r>
+        <w:t>ports Analytics – LA Kings Organization</w:t>
       </w:r>
       <w:r>
         <w:rPr>
@@ -605,17 +254,10 @@
     </w:p>
     <w:p>
       <w:pPr>
-        <w:spacing w:after="0"/>
-        <w:ind w:left="0" w:firstLine="0"/>
-      </w:pPr>
-      <w:r>
-        <w:t xml:space="preserve">Delivered roster-valuation and trade-target recommendations to the LA Kings front office by solving the problem of quantifying NHL trade value objectively. Built a multiple linear regression model on historical trade, salary, and performance data </w:t>
-      </w:r>
-      <w:r>
-        <w:t>—</w:t>
-      </w:r>
-      <w:r>
-        <w:t xml:space="preserve"> identifying Age and AAV as significant predictors (p &lt; 0.05) to produce a repeatable, data-driven valuation framework. </w:t>
+        <w:ind w:left="15" w:firstLine="0"/>
+      </w:pPr>
+      <w:r>
+        <w:t xml:space="preserve">Delivered roster-valuation and trade-target recommendations to the LA Kings front office by solving the problem of quantifying NHL trade value objectively. Built a multiple linear regression model on historical trade, salary, and performance data — identifying Age and AAV as significant predictors (p &lt; 0.05) to produce a repeatable, data-driven valuation framework. </w:t>
       </w:r>
     </w:p>
     <w:p>
@@ -636,17 +278,10 @@
     </w:p>
     <w:p>
       <w:pPr>
-        <w:spacing w:after="0"/>
-        <w:ind w:left="0" w:firstLine="0"/>
-      </w:pPr>
-      <w:r>
-        <w:t xml:space="preserve">Delivered roster-valuation and trade-target recommendations to the LA Kings front office by solving the problem of quantifying NHL trade value objectively. Built a multiple linear regression model on historical trade, salary, and performance data </w:t>
-      </w:r>
-      <w:r>
-        <w:t>—</w:t>
-      </w:r>
-      <w:r>
-        <w:t xml:space="preserve"> identifying Age and AAV as significant predictors (p &lt; 0.05) to produce a repeatable, data-driven valuation framework. </w:t>
+        <w:ind w:left="15" w:firstLine="0"/>
+      </w:pPr>
+      <w:r>
+        <w:t xml:space="preserve">Delivered roster-valuation and trade-target recommendations to the LA Kings front office by solving the problem of quantifying NHL trade value objectively. Built a multiple linear regression model on historical trade, salary, and performance data — identifying Age and AAV as significant predictors (p &lt; 0.05) to produce a repeatable, data-driven valuation framework. </w:t>
       </w:r>
     </w:p>
     <w:p>
@@ -655,13 +290,7 @@
         <w:ind w:left="-5"/>
       </w:pPr>
       <w:r>
-        <w:t xml:space="preserve">MLB Lineup Optimizer </w:t>
-      </w:r>
-      <w:r>
-        <w:t>–</w:t>
-      </w:r>
-      <w:r>
-        <w:t xml:space="preserve"> DraftKings</w:t>
+        <w:t>MLB Lineup Optimizer – DraftKings</w:t>
       </w:r>
       <w:r>
         <w:rPr>
@@ -673,23 +302,18 @@
     </w:p>
     <w:p>
       <w:pPr>
-        <w:spacing w:after="0"/>
-        <w:ind w:left="0" w:firstLine="0"/>
-      </w:pPr>
-      <w:r>
-        <w:t xml:space="preserve">Proved that contextual player adjustments outperform naive historical averages (87 vs. 51 pts) by solving optimization problem of lineup selection under real constraints. Formulated a Binary Integer Program in Python (Pyomo/GLPK) with salary cap and roster rules, benchmarked across three strategies </w:t>
-      </w:r>
-      <w:r>
-        <w:t>—</w:t>
-      </w:r>
-      <w:r>
-        <w:t xml:space="preserve"> optimal, predictive, and naive </w:t>
-      </w:r>
-      <w:r>
-        <w:t>—</w:t>
-      </w:r>
-      <w:r>
-        <w:t xml:space="preserve"> to validate model performance. </w:t>
+        <w:ind w:left="15" w:firstLine="0"/>
+      </w:pPr>
+      <w:r>
+        <w:t>Proved that contextual player adjustments outperform naive historical averages (87 vs. 51 pts) by solving optimization problem of lineup selection under real constraints. Formulated a Binary Integer Program in Python (</w:t>
+      </w:r>
+      <w:proofErr w:type="spellStart"/>
+      <w:r>
+        <w:t>Pyomo</w:t>
+      </w:r>
+      <w:proofErr w:type="spellEnd"/>
+      <w:r>
+        <w:t xml:space="preserve">/GLPK) with salary cap and roster rules, benchmarked across three strategies — optimal, predictive, and naive — to validate model performance. </w:t>
       </w:r>
     </w:p>
     <w:p>
@@ -711,154 +335,40 @@
     </w:p>
     <w:p>
       <w:pPr>
-        <w:ind w:left="0" w:firstLine="0"/>
-      </w:pPr>
-      <w:r>
-        <w:t>Surfaced 120+ years of country-level oil production trends from a dataset with no visual structure by transforming raw TWh data into a clear, decision-ready chart. Cleaned and reshaped a multi-country energy dataset in Python (matplotlib), applying colorblind-accessible design and formatted axes to deliver a stakeholder-ready visualization.</w:t>
-      </w:r>
-    </w:p>
-    <w:p>
-      <w:pPr>
-        <w:pStyle w:val="Heading1"/>
-        <w:ind w:left="-5"/>
-      </w:pPr>
-      <w:r>
-        <w:t>PROFESSIONAL EXPERIENCE</w:t>
+        <w:ind w:left="0" w:firstLine="15"/>
+      </w:pPr>
+      <w:r>
+        <w:t xml:space="preserve">Surfaced 120+ years of country-level oil production trends from a dataset with no visual structure by transforming raw TWh data into a clear, decision-ready chart. Cleaned and reshaped a multi-country energy dataset in Python (matplotlib), applying colorblind-accessible design and formatted axes to deliver a stakeholder-ready visualization. </w:t>
+      </w:r>
+    </w:p>
+    <w:p>
+      <w:pPr>
+        <w:pStyle w:val="SectionHeading"/>
+        <w:ind w:firstLine="0"/>
+      </w:pPr>
+      <w:r>
+        <w:t xml:space="preserve">PROFESSIONAL </w:t>
       </w:r>
       <w:r>
         <w:rPr>
-          <w:b w:val="0"/>
+          <w:rStyle w:val="SectionHeadingChar"/>
         </w:rPr>
-        <w:t xml:space="preserve"> </w:t>
-      </w:r>
-    </w:p>
-    <w:p>
-      <w:pPr>
-        <w:spacing w:after="77" w:line="259" w:lineRule="auto"/>
-        <w:ind w:left="-29" w:right="-50" w:firstLine="0"/>
-      </w:pPr>
-      <w:r>
-        <w:rPr>
-          <w:noProof/>
-          <w:sz w:val="22"/>
-        </w:rPr>
-        <mc:AlternateContent>
-          <mc:Choice Requires="wpg">
-            <w:drawing>
-              <wp:inline distT="0" distB="0" distL="0" distR="0" wp14:anchorId="16AC8512" wp14:editId="7379CDDD">
-                <wp:extent cx="6714109" cy="6096"/>
-                <wp:effectExtent l="0" t="0" r="0" b="0"/>
-                <wp:docPr id="2872" name="Group 2872"/>
-                <wp:cNvGraphicFramePr/>
-                <a:graphic xmlns:a="http://schemas.openxmlformats.org/drawingml/2006/main">
-                  <a:graphicData uri="http://schemas.microsoft.com/office/word/2010/wordprocessingGroup">
-                    <wpg:wgp>
-                      <wpg:cNvGrpSpPr/>
-                      <wpg:grpSpPr>
-                        <a:xfrm>
-                          <a:off x="0" y="0"/>
-                          <a:ext cx="6714109" cy="6096"/>
-                          <a:chOff x="0" y="0"/>
-                          <a:chExt cx="6714109" cy="6096"/>
-                        </a:xfrm>
-                      </wpg:grpSpPr>
-                      <wps:wsp>
-                        <wps:cNvPr id="3426" name="Shape 3426"/>
-                        <wps:cNvSpPr/>
-                        <wps:spPr>
-                          <a:xfrm>
-                            <a:off x="0" y="0"/>
-                            <a:ext cx="6714109" cy="9144"/>
-                          </a:xfrm>
-                          <a:custGeom>
-                            <a:avLst/>
-                            <a:gdLst/>
-                            <a:ahLst/>
-                            <a:cxnLst/>
-                            <a:rect l="0" t="0" r="0" b="0"/>
-                            <a:pathLst>
-                              <a:path w="6714109" h="9144">
-                                <a:moveTo>
-                                  <a:pt x="0" y="0"/>
-                                </a:moveTo>
-                                <a:lnTo>
-                                  <a:pt x="6714109" y="0"/>
-                                </a:lnTo>
-                                <a:lnTo>
-                                  <a:pt x="6714109" y="9144"/>
-                                </a:lnTo>
-                                <a:lnTo>
-                                  <a:pt x="0" y="9144"/>
-                                </a:lnTo>
-                                <a:lnTo>
-                                  <a:pt x="0" y="0"/>
-                                </a:lnTo>
-                              </a:path>
-                            </a:pathLst>
-                          </a:custGeom>
-                          <a:ln w="0" cap="flat">
-                            <a:miter lim="127000"/>
-                          </a:ln>
-                        </wps:spPr>
-                        <wps:style>
-                          <a:lnRef idx="0">
-                            <a:srgbClr val="000000">
-                              <a:alpha val="0"/>
-                            </a:srgbClr>
-                          </a:lnRef>
-                          <a:fillRef idx="1">
-                            <a:srgbClr val="000000"/>
-                          </a:fillRef>
-                          <a:effectRef idx="0">
-                            <a:scrgbClr r="0" g="0" b="0"/>
-                          </a:effectRef>
-                          <a:fontRef idx="none"/>
-                        </wps:style>
-                        <wps:bodyPr/>
-                      </wps:wsp>
-                    </wpg:wgp>
-                  </a:graphicData>
-                </a:graphic>
-              </wp:inline>
-            </w:drawing>
-          </mc:Choice>
-          <mc:Fallback xmlns:a="http://schemas.openxmlformats.org/drawingml/2006/main">
-            <w:pict>
-              <v:group id="Group 2872" style="width:528.67pt;height:0.47998pt;mso-position-horizontal-relative:char;mso-position-vertical-relative:line" coordsize="67141,60">
-                <v:shape id="Shape 3427" style="position:absolute;width:67141;height:91;left:0;top:0;" coordsize="6714109,9144" path="m0,0l6714109,0l6714109,9144l0,9144l0,0">
-                  <v:stroke weight="0pt" endcap="flat" joinstyle="miter" miterlimit="10" on="false" color="#000000" opacity="0"/>
-                  <v:fill on="true" color="#000000"/>
-                </v:shape>
-              </v:group>
-            </w:pict>
-          </mc:Fallback>
-        </mc:AlternateContent>
-      </w:r>
-    </w:p>
-    <w:p>
-      <w:pPr>
-        <w:ind w:left="0" w:firstLine="0"/>
+        <w:t xml:space="preserve">EXPERIENCE </w:t>
+      </w:r>
+    </w:p>
+    <w:p>
+      <w:pPr>
+        <w:ind w:left="15" w:firstLine="0"/>
       </w:pPr>
       <w:r>
         <w:rPr>
           <w:b/>
+          <w:u w:val="single"/>
         </w:rPr>
         <w:t>Customer Service Associate (Sales)</w:t>
       </w:r>
       <w:r>
-        <w:t xml:space="preserve"> </w:t>
-      </w:r>
-      <w:r>
-        <w:t>–</w:t>
-      </w:r>
-      <w:r>
-        <w:t xml:space="preserve"> Waterway Carwash, CO | Aug 2025</w:t>
-      </w:r>
-      <w:r>
-        <w:t>–</w:t>
-      </w:r>
-      <w:r>
-        <w:t xml:space="preserve">Present </w:t>
+        <w:t xml:space="preserve"> – Waterway Carwash, CO | Aug 2025–Present </w:t>
       </w:r>
     </w:p>
     <w:p>
@@ -870,10 +380,7 @@
         <w:ind w:hanging="178"/>
       </w:pPr>
       <w:r>
-        <w:t xml:space="preserve">Serve as the direct liaison between Waterway’s membership product and its </w:t>
-      </w:r>
-      <w:r>
-        <w:t xml:space="preserve">customers, converting 13% of 700+ daily interactions into new memberships through genuine, consultative face-to-face sales. </w:t>
+        <w:t xml:space="preserve">Serve as the direct liaison between Waterway’s membership product and its customers, converting 13% of 700+ daily interactions into new memberships through genuine, consultative face-to-face sales. </w:t>
       </w:r>
     </w:p>
     <w:p>
@@ -885,13 +392,7 @@
         <w:ind w:hanging="178"/>
       </w:pPr>
       <w:r>
-        <w:t>350+ total membership sales since August 2025, averaging $62 of an $80 maximum monthly value</w:t>
-      </w:r>
-      <w:r>
-        <w:t>—</w:t>
-      </w:r>
-      <w:r>
-        <w:t xml:space="preserve">customers consistently choosing premium tiers based on trust built in the conversation. </w:t>
+        <w:t xml:space="preserve">350+ total membership sales since August 2025, averaging $62 of an $80 maximum monthly value—customers consistently choosing premium tiers based on trust built in the conversation. </w:t>
       </w:r>
     </w:p>
     <w:p>
@@ -908,37 +409,17 @@
     </w:p>
     <w:p>
       <w:pPr>
-        <w:spacing w:after="96" w:line="259" w:lineRule="auto"/>
-        <w:ind w:left="182" w:firstLine="0"/>
-      </w:pPr>
-      <w:r>
-        <w:t xml:space="preserve"> </w:t>
-      </w:r>
-    </w:p>
-    <w:p>
-      <w:pPr>
-        <w:ind w:left="0" w:firstLine="0"/>
+        <w:ind w:left="15" w:firstLine="0"/>
       </w:pPr>
       <w:r>
         <w:rPr>
           <w:b/>
+          <w:u w:val="single"/>
         </w:rPr>
         <w:t>Lead Butcher</w:t>
       </w:r>
       <w:r>
-        <w:t xml:space="preserve"> </w:t>
-      </w:r>
-      <w:r>
-        <w:t>–</w:t>
-      </w:r>
-      <w:r>
-        <w:t xml:space="preserve"> Gaylord Rockies, CO | Nov 2021</w:t>
-      </w:r>
-      <w:r>
-        <w:t>–</w:t>
-      </w:r>
-      <w:r>
-        <w:t xml:space="preserve">Mar 2023 </w:t>
+        <w:t xml:space="preserve"> – Gaylord Rockies, CO | Nov 2021–Mar 2023 </w:t>
       </w:r>
     </w:p>
     <w:p>
@@ -950,10 +431,15 @@
         <w:ind w:hanging="178"/>
       </w:pPr>
       <w:r>
-        <w:t>Built the hotel’s butcher program from the ground up as its first and sole operator—</w:t>
-      </w:r>
-      <w:r>
-        <w:t xml:space="preserve">designed the end-to-end production operation and served as the primary liaison between the program and 17 executive chefs across all hotel outlets. </w:t>
+        <w:t xml:space="preserve">Built the hotel’s butcher program from the ground up as its first and sole operator—designed the end-to-end production operation and served as the primary liaison between the program and </w:t>
+      </w:r>
+      <w:proofErr w:type="gramStart"/>
+      <w:r>
+        <w:t>17</w:t>
+      </w:r>
+      <w:proofErr w:type="gramEnd"/>
+      <w:r>
+        <w:t xml:space="preserve"> executive chefs across all hotel outlets. </w:t>
       </w:r>
     </w:p>
     <w:p>
@@ -965,13 +451,7 @@
         <w:ind w:hanging="178"/>
       </w:pPr>
       <w:r>
-        <w:t>Conducted daily coordination with each culinary outlet to deliver custom-spec protein products (cut, size, oz, volume) aligned to individual menu requirements</w:t>
-      </w:r>
-      <w:r>
-        <w:t>—</w:t>
-      </w:r>
-      <w:r>
-        <w:t xml:space="preserve">managing demand planning and production simultaneously across a 10,000+ guest resort. </w:t>
+        <w:t xml:space="preserve">Conducted daily coordination with each culinary outlet to deliver custom-spec protein products (cut, size, oz, volume) aligned to individual menu requirements—managing demand planning and production simultaneously across a 10,000+ guest resort. </w:t>
       </w:r>
     </w:p>
     <w:p>
@@ -983,22 +463,7 @@
         <w:ind w:hanging="178"/>
       </w:pPr>
       <w:r>
-        <w:t xml:space="preserve">Managed a $2.9M protein inventory, implemented yield optimization through scrap repurposing, and generated </w:t>
-      </w:r>
-      <w:r>
-        <w:t>$10.7M in direct revenue in the program’s first year of operation.</w:t>
-      </w:r>
-      <w:r>
-        <w:t xml:space="preserve"> </w:t>
-      </w:r>
-    </w:p>
-    <w:p>
-      <w:pPr>
-        <w:spacing w:after="20" w:line="259" w:lineRule="auto"/>
-        <w:ind w:left="360" w:firstLine="0"/>
-      </w:pPr>
-      <w:r>
-        <w:t xml:space="preserve"> </w:t>
+        <w:t xml:space="preserve">Managed a $2.9M protein inventory, implemented yield optimization through scrap repurposing, and generated $10.7M in direct revenue in the program’s first year of operation. </w:t>
       </w:r>
     </w:p>
     <w:p>
@@ -1007,6 +472,9 @@
         <w:ind w:left="-5"/>
       </w:pPr>
       <w:r>
+        <w:rPr>
+          <w:u w:val="single"/>
+        </w:rPr>
         <w:t>Emergency Medical Technician / IV Tech</w:t>
       </w:r>
       <w:r>
@@ -1025,13 +493,7 @@
         <w:ind w:hanging="178"/>
       </w:pPr>
       <w:r>
-        <w:t>Served as the communication hub on every call</w:t>
-      </w:r>
-      <w:r>
-        <w:t>—</w:t>
-      </w:r>
-      <w:r>
-        <w:t xml:space="preserve">coordinating with police, fire, and medical control while managing patient care on scene, then delivering structured handoffs to hospital staff with critical patient information under time pressure. </w:t>
+        <w:t xml:space="preserve">Served as the communication hub on every call—coordinating with police, fire, and medical control while managing patient care on scene, then delivering structured handoffs to hospital staff with critical patient information under time pressure. </w:t>
       </w:r>
     </w:p>
     <w:p>
@@ -1043,22 +505,7 @@
         <w:ind w:hanging="178"/>
       </w:pPr>
       <w:r>
-        <w:t>Operated as the liaison between field conditions and clinical decision-makers</w:t>
-      </w:r>
-      <w:r>
-        <w:t>—</w:t>
-      </w:r>
-      <w:r>
-        <w:t xml:space="preserve">translating real-time situational data into actionable information for medical control and receiving teams on every run. </w:t>
-      </w:r>
-    </w:p>
-    <w:p>
-      <w:pPr>
-        <w:spacing w:after="19" w:line="259" w:lineRule="auto"/>
-        <w:ind w:left="360" w:firstLine="0"/>
-      </w:pPr>
-      <w:r>
-        <w:t xml:space="preserve"> </w:t>
+        <w:t xml:space="preserve">Operated as the liaison between field conditions and clinical decision-makers—translating real-time situational data into actionable information for medical control and receiving teams on every run. </w:t>
       </w:r>
     </w:p>
     <w:p>
@@ -1067,6 +514,9 @@
         <w:ind w:left="-5"/>
       </w:pPr>
       <w:r>
+        <w:rPr>
+          <w:u w:val="single"/>
+        </w:rPr>
         <w:t>RQ-7B UAV Technician &amp; Small Arms Instructor</w:t>
       </w:r>
       <w:r>
@@ -1085,13 +535,7 @@
         <w:ind w:hanging="178"/>
       </w:pPr>
       <w:r>
-        <w:t>Served as Plane Captain and primary technical authority for the RQ-7B UAV system</w:t>
-      </w:r>
-      <w:r>
-        <w:t>—</w:t>
-      </w:r>
-      <w:r>
-        <w:t xml:space="preserve">owned the full operational lifecycle including maintenance, repair, recovery, inspection, and fueling, while briefing flight commanders and officers on system status, tolerances, and go/no-go recommendations. </w:t>
+        <w:t xml:space="preserve">Served as Plane Captain and primary technical authority for the RQ-7B UAV system—owned the full operational lifecycle including maintenance, repair, recovery, inspection, and fueling, while briefing flight commanders and officers on system status, tolerances, and go/no-go recommendations. </w:t>
       </w:r>
     </w:p>
     <w:p>
@@ -1103,13 +547,7 @@
         <w:ind w:hanging="178"/>
       </w:pPr>
       <w:r>
-        <w:t>Led and developed a maintenance crew as their direct supervisor</w:t>
-      </w:r>
-      <w:r>
-        <w:t>—</w:t>
-      </w:r>
-      <w:r>
-        <w:t xml:space="preserve">responsible for crew training, performance, and safety around the aircraft, while coordinating with pilots to diagnose and resolve in-mission system issues using technical publications. </w:t>
+        <w:t xml:space="preserve">Led and developed a maintenance crew as their direct supervisor—responsible for crew training, performance, and safety around the aircraft, while coordinating with pilots to diagnose and resolve in-mission system issues using technical publications. </w:t>
       </w:r>
     </w:p>
     <w:p>
@@ -1118,156 +556,24 @@
           <w:ilvl w:val="0"/>
           <w:numId w:val="6"/>
         </w:numPr>
-        <w:spacing w:after="0"/>
         <w:ind w:hanging="178"/>
       </w:pPr>
       <w:r>
-        <w:t>Certified Small Arms Instructor who independently adapted training delivery shooter-to-shooter</w:t>
-      </w:r>
-      <w:r>
-        <w:t>—</w:t>
-      </w:r>
-      <w:r>
-        <w:t xml:space="preserve">designing and facilitating 1,200 hours of instruction that brought 9,600 Marines to full mission readiness. </w:t>
-      </w:r>
-    </w:p>
-    <w:p>
-      <w:pPr>
-        <w:spacing w:after="61" w:line="259" w:lineRule="auto"/>
-        <w:ind w:left="0" w:firstLine="0"/>
-      </w:pPr>
-      <w:r>
-        <w:rPr>
-          <w:sz w:val="20"/>
-        </w:rPr>
-        <w:t xml:space="preserve"> </w:t>
-      </w:r>
-    </w:p>
-    <w:p>
-      <w:pPr>
-        <w:spacing w:after="0" w:line="259" w:lineRule="auto"/>
-        <w:ind w:left="0" w:firstLine="0"/>
-      </w:pPr>
-      <w:r>
-        <w:rPr>
-          <w:b/>
-          <w:sz w:val="20"/>
-        </w:rPr>
-        <w:t>EDUCATION</w:t>
-      </w:r>
-      <w:r>
-        <w:rPr>
-          <w:sz w:val="20"/>
-        </w:rPr>
-        <w:t xml:space="preserve"> </w:t>
-      </w:r>
-    </w:p>
-    <w:p>
-      <w:pPr>
-        <w:spacing w:after="142" w:line="259" w:lineRule="auto"/>
-        <w:ind w:left="-29" w:firstLine="0"/>
-      </w:pPr>
-      <w:r>
-        <w:rPr>
-          <w:noProof/>
-          <w:sz w:val="22"/>
-        </w:rPr>
-        <mc:AlternateContent>
-          <mc:Choice Requires="wpg">
-            <w:drawing>
-              <wp:inline distT="0" distB="0" distL="0" distR="0" wp14:anchorId="22DB9EAF" wp14:editId="5E635BBD">
-                <wp:extent cx="3146806" cy="6096"/>
-                <wp:effectExtent l="0" t="0" r="0" b="0"/>
-                <wp:docPr id="2873" name="Group 2873"/>
-                <wp:cNvGraphicFramePr/>
-                <a:graphic xmlns:a="http://schemas.openxmlformats.org/drawingml/2006/main">
-                  <a:graphicData uri="http://schemas.microsoft.com/office/word/2010/wordprocessingGroup">
-                    <wpg:wgp>
-                      <wpg:cNvGrpSpPr/>
-                      <wpg:grpSpPr>
-                        <a:xfrm>
-                          <a:off x="0" y="0"/>
-                          <a:ext cx="3146806" cy="6096"/>
-                          <a:chOff x="0" y="0"/>
-                          <a:chExt cx="3146806" cy="6096"/>
-                        </a:xfrm>
-                      </wpg:grpSpPr>
-                      <wps:wsp>
-                        <wps:cNvPr id="3428" name="Shape 3428"/>
-                        <wps:cNvSpPr/>
-                        <wps:spPr>
-                          <a:xfrm>
-                            <a:off x="0" y="0"/>
-                            <a:ext cx="3146806" cy="9144"/>
-                          </a:xfrm>
-                          <a:custGeom>
-                            <a:avLst/>
-                            <a:gdLst/>
-                            <a:ahLst/>
-                            <a:cxnLst/>
-                            <a:rect l="0" t="0" r="0" b="0"/>
-                            <a:pathLst>
-                              <a:path w="3146806" h="9144">
-                                <a:moveTo>
-                                  <a:pt x="0" y="0"/>
-                                </a:moveTo>
-                                <a:lnTo>
-                                  <a:pt x="3146806" y="0"/>
-                                </a:lnTo>
-                                <a:lnTo>
-                                  <a:pt x="3146806" y="9144"/>
-                                </a:lnTo>
-                                <a:lnTo>
-                                  <a:pt x="0" y="9144"/>
-                                </a:lnTo>
-                                <a:lnTo>
-                                  <a:pt x="0" y="0"/>
-                                </a:lnTo>
-                              </a:path>
-                            </a:pathLst>
-                          </a:custGeom>
-                          <a:ln w="0" cap="flat">
-                            <a:miter lim="127000"/>
-                          </a:ln>
-                        </wps:spPr>
-                        <wps:style>
-                          <a:lnRef idx="0">
-                            <a:srgbClr val="000000">
-                              <a:alpha val="0"/>
-                            </a:srgbClr>
-                          </a:lnRef>
-                          <a:fillRef idx="1">
-                            <a:srgbClr val="000000"/>
-                          </a:fillRef>
-                          <a:effectRef idx="0">
-                            <a:scrgbClr r="0" g="0" b="0"/>
-                          </a:effectRef>
-                          <a:fontRef idx="none"/>
-                        </wps:style>
-                        <wps:bodyPr/>
-                      </wps:wsp>
-                    </wpg:wgp>
-                  </a:graphicData>
-                </a:graphic>
-              </wp:inline>
-            </w:drawing>
-          </mc:Choice>
-          <mc:Fallback xmlns:a="http://schemas.openxmlformats.org/drawingml/2006/main">
-            <w:pict>
-              <v:group id="Group 2873" style="width:247.78pt;height:0.47998pt;mso-position-horizontal-relative:char;mso-position-vertical-relative:line" coordsize="31468,60">
-                <v:shape id="Shape 3429" style="position:absolute;width:31468;height:91;left:0;top:0;" coordsize="3146806,9144" path="m0,0l3146806,0l3146806,9144l0,9144l0,0">
-                  <v:stroke weight="0pt" endcap="flat" joinstyle="miter" miterlimit="10" on="false" color="#000000" opacity="0"/>
-                  <v:fill on="true" color="#000000"/>
-                </v:shape>
-              </v:group>
-            </w:pict>
-          </mc:Fallback>
-        </mc:AlternateContent>
-      </w:r>
-    </w:p>
-    <w:p>
-      <w:pPr>
-        <w:spacing w:after="3" w:line="259" w:lineRule="auto"/>
+        <w:t xml:space="preserve">Certified Small Arms Instructor who independently adapted training delivery shooter-to-shooter—designing and facilitating 1,200 hours of instruction that brought 9,600 Marines to full mission readiness. </w:t>
+      </w:r>
+    </w:p>
+    <w:p>
+      <w:pPr>
+        <w:pStyle w:val="SectionHeading"/>
+        <w:ind w:firstLine="0"/>
+      </w:pPr>
+      <w:r>
+        <w:t xml:space="preserve">EDUCATION </w:t>
+      </w:r>
+    </w:p>
+    <w:p>
+      <w:pPr>
+        <w:spacing w:after="4" w:line="259" w:lineRule="auto"/>
         <w:ind w:left="-5" w:hanging="10"/>
       </w:pPr>
       <w:r>
@@ -1275,20 +581,27 @@
           <w:b/>
           <w:sz w:val="22"/>
         </w:rPr>
-        <w:t>BSBA in Business Analytics</w:t>
-      </w:r>
-      <w:r>
-        <w:rPr>
-          <w:sz w:val="22"/>
-        </w:rPr>
-        <w:t>, University of Denver, Daniels College of Business | Expected June 2026 (</w:t>
+        <w:t>B</w:t>
       </w:r>
       <w:r>
         <w:rPr>
           <w:b/>
           <w:sz w:val="22"/>
         </w:rPr>
-        <w:t>GPA: 3.97</w:t>
+        <w:t>SBA in Business Analytics</w:t>
+      </w:r>
+      <w:r>
+        <w:rPr>
+          <w:sz w:val="22"/>
+        </w:rPr>
+        <w:t>, University of Denver, Daniels College of Business | Graduated June 2026 (</w:t>
+      </w:r>
+      <w:r>
+        <w:rPr>
+          <w:b/>
+          <w:sz w:val="22"/>
+        </w:rPr>
+        <w:t>Summa Cum Laude and Beta Gamma Sigma</w:t>
       </w:r>
       <w:r>
         <w:rPr>
@@ -1299,7 +612,7 @@
     </w:p>
     <w:p>
       <w:pPr>
-        <w:spacing w:after="3" w:line="259" w:lineRule="auto"/>
+        <w:spacing w:after="4" w:line="259" w:lineRule="auto"/>
         <w:ind w:left="-5" w:hanging="10"/>
       </w:pPr>
       <w:r>
@@ -1311,7 +624,7 @@
     </w:p>
     <w:sectPr>
       <w:pgSz w:w="12240" w:h="15840"/>
-      <w:pgMar w:top="619" w:right="880" w:bottom="789" w:left="864" w:header="720" w:footer="720" w:gutter="0"/>
+      <w:pgMar w:top="619" w:right="900" w:bottom="972" w:left="851" w:header="720" w:footer="720" w:gutter="0"/>
       <w:cols w:space="720"/>
     </w:sectPr>
   </w:body>
@@ -1321,10 +634,10 @@
 <file path=word/numbering.xml><?xml version="1.0" encoding="utf-8"?>
 <w:numbering xmlns:wpc="http://schemas.microsoft.com/office/word/2010/wordprocessingCanvas" xmlns:cx="http://schemas.microsoft.com/office/drawing/2014/chartex" xmlns:cx1="http://schemas.microsoft.com/office/drawing/2015/9/8/chartex" xmlns:cx2="http://schemas.microsoft.com/office/drawing/2015/10/21/chartex" xmlns:cx3="http://schemas.microsoft.com/office/drawing/2016/5/9/chartex" xmlns:cx4="http://schemas.microsoft.com/office/drawing/2016/5/10/chartex" xmlns:cx5="http://schemas.microsoft.com/office/drawing/2016/5/11/chartex" xmlns:cx6="http://schemas.microsoft.com/office/drawing/2016/5/12/chartex" xmlns:cx7="http://schemas.microsoft.com/office/drawing/2016/5/13/chartex" xmlns:cx8="http://schemas.microsoft.com/office/drawing/2016/5/14/chartex" xmlns:mc="http://schemas.openxmlformats.org/markup-compatibility/2006" xmlns:aink="http://schemas.microsoft.com/office/drawing/2016/ink" xmlns:am3d="http://schemas.microsoft.com/office/drawing/2017/model3d" xmlns:o="urn:schemas-microsoft-com:office:office" xmlns:oel="http://schemas.microsoft.com/office/2019/extlst" xmlns:r="http://schemas.openxmlformats.org/officeDocument/2006/relationships" xmlns:m="http://schemas.openxmlformats.org/officeDocument/2006/math" xmlns:v="urn:schemas-microsoft-com:vml" xmlns:wp14="http://schemas.microsoft.com/office/word/2010/wordprocessingDrawing" xmlns:wp="http://schemas.openxmlformats.org/drawingml/2006/wordprocessingDrawing" xmlns:w10="urn:schemas-microsoft-com:office:word" xmlns:w="http://schemas.openxmlformats.org/wordprocessingml/2006/main" xmlns:w14="http://schemas.microsoft.com/office/word/2010/wordml" xmlns:w15="http://schemas.microsoft.com/office/word/2012/wordml" xmlns:w16cex="http://schemas.microsoft.com/office/word/2018/wordml/cex" xmlns:w16cid="http://schemas.microsoft.com/office/word/2016/wordml/cid" xmlns:w16="http://schemas.microsoft.com/office/word/2018/wordml" xmlns:w16du="http://schemas.microsoft.com/office/word/2023/wordml/word16du" xmlns:w16sdtdh="http://schemas.microsoft.com/office/word/2020/wordml/sdtdatahash" xmlns:w16sdtfl="http://schemas.microsoft.com/office/word/2024/wordml/sdtformatlock" xmlns:w16se="http://schemas.microsoft.com/office/word/2015/wordml/symex" xmlns:wpg="http://schemas.microsoft.com/office/word/2010/wordprocessingGroup" xmlns:wpi="http://schemas.microsoft.com/office/word/2010/wordprocessingInk" xmlns:wne="http://schemas.microsoft.com/office/word/2006/wordml" xmlns:wps="http://schemas.microsoft.com/office/word/2010/wordprocessingShape" mc:Ignorable="w14 w15 w16se w16cid w16 w16cex w16sdtdh w16sdtfl w16du wp14">
   <w:abstractNum w:abstractNumId="0" w15:restartNumberingAfterBreak="0">
-    <w:nsid w:val="17EF6E25"/>
+    <w:nsid w:val="17E55432"/>
     <w:multiLevelType w:val="hybridMultilevel"/>
-    <w:tmpl w:val="9A68ED16"/>
-    <w:lvl w:ilvl="0" w:tplc="F28455F2">
+    <w:tmpl w:val="25CEBDBE"/>
+    <w:lvl w:ilvl="0" w:tplc="A2309AB2">
       <w:start w:val="1"/>
       <w:numFmt w:val="bullet"/>
       <w:lvlText w:val="•"/>
@@ -1333,21 +646,21 @@
         <w:ind w:left="345"/>
       </w:pPr>
       <w:rPr>
-        <w:rFonts w:ascii="Arial" w:eastAsia="Arial" w:hAnsi="Arial" w:cs="Arial"/>
-        <w:b w:val="0"/>
-        <w:i w:val="0"/>
-        <w:strike w:val="0"/>
-        <w:dstrike w:val="0"/>
-        <w:color w:val="000000"/>
-        <w:sz w:val="21"/>
-        <w:szCs w:val="21"/>
-        <w:u w:val="none" w:color="000000"/>
-        <w:bdr w:val="none" w:sz="0" w:space="0" w:color="auto"/>
-        <w:shd w:val="clear" w:color="auto" w:fill="auto"/>
-        <w:vertAlign w:val="baseline"/>
-      </w:rPr>
-    </w:lvl>
-    <w:lvl w:ilvl="1" w:tplc="B1905604">
+        <w:rFonts w:ascii="Calibri" w:eastAsia="Calibri" w:hAnsi="Calibri" w:cs="Calibri"/>
+        <w:b w:val="0"/>
+        <w:i w:val="0"/>
+        <w:strike w:val="0"/>
+        <w:dstrike w:val="0"/>
+        <w:color w:val="000000"/>
+        <w:sz w:val="21"/>
+        <w:szCs w:val="21"/>
+        <w:u w:val="none" w:color="000000"/>
+        <w:bdr w:val="none" w:sz="0" w:space="0" w:color="auto"/>
+        <w:shd w:val="clear" w:color="auto" w:fill="auto"/>
+        <w:vertAlign w:val="baseline"/>
+      </w:rPr>
+    </w:lvl>
+    <w:lvl w:ilvl="1" w:tplc="11E03BCA">
       <w:start w:val="1"/>
       <w:numFmt w:val="bullet"/>
       <w:lvlText w:val="o"/>
@@ -1356,21 +669,21 @@
         <w:ind w:left="1262"/>
       </w:pPr>
       <w:rPr>
-        <w:rFonts w:ascii="Segoe UI Symbol" w:eastAsia="Segoe UI Symbol" w:hAnsi="Segoe UI Symbol" w:cs="Segoe UI Symbol"/>
-        <w:b w:val="0"/>
-        <w:i w:val="0"/>
-        <w:strike w:val="0"/>
-        <w:dstrike w:val="0"/>
-        <w:color w:val="000000"/>
-        <w:sz w:val="21"/>
-        <w:szCs w:val="21"/>
-        <w:u w:val="none" w:color="000000"/>
-        <w:bdr w:val="none" w:sz="0" w:space="0" w:color="auto"/>
-        <w:shd w:val="clear" w:color="auto" w:fill="auto"/>
-        <w:vertAlign w:val="baseline"/>
-      </w:rPr>
-    </w:lvl>
-    <w:lvl w:ilvl="2" w:tplc="641E73A2">
+        <w:rFonts w:ascii="Calibri" w:eastAsia="Calibri" w:hAnsi="Calibri" w:cs="Calibri"/>
+        <w:b w:val="0"/>
+        <w:i w:val="0"/>
+        <w:strike w:val="0"/>
+        <w:dstrike w:val="0"/>
+        <w:color w:val="000000"/>
+        <w:sz w:val="21"/>
+        <w:szCs w:val="21"/>
+        <w:u w:val="none" w:color="000000"/>
+        <w:bdr w:val="none" w:sz="0" w:space="0" w:color="auto"/>
+        <w:shd w:val="clear" w:color="auto" w:fill="auto"/>
+        <w:vertAlign w:val="baseline"/>
+      </w:rPr>
+    </w:lvl>
+    <w:lvl w:ilvl="2" w:tplc="1C36CECA">
       <w:start w:val="1"/>
       <w:numFmt w:val="bullet"/>
       <w:lvlText w:val="▪"/>
@@ -1379,21 +692,21 @@
         <w:ind w:left="1982"/>
       </w:pPr>
       <w:rPr>
-        <w:rFonts w:ascii="Segoe UI Symbol" w:eastAsia="Segoe UI Symbol" w:hAnsi="Segoe UI Symbol" w:cs="Segoe UI Symbol"/>
-        <w:b w:val="0"/>
-        <w:i w:val="0"/>
-        <w:strike w:val="0"/>
-        <w:dstrike w:val="0"/>
-        <w:color w:val="000000"/>
-        <w:sz w:val="21"/>
-        <w:szCs w:val="21"/>
-        <w:u w:val="none" w:color="000000"/>
-        <w:bdr w:val="none" w:sz="0" w:space="0" w:color="auto"/>
-        <w:shd w:val="clear" w:color="auto" w:fill="auto"/>
-        <w:vertAlign w:val="baseline"/>
-      </w:rPr>
-    </w:lvl>
-    <w:lvl w:ilvl="3" w:tplc="B21C574C">
+        <w:rFonts w:ascii="Calibri" w:eastAsia="Calibri" w:hAnsi="Calibri" w:cs="Calibri"/>
+        <w:b w:val="0"/>
+        <w:i w:val="0"/>
+        <w:strike w:val="0"/>
+        <w:dstrike w:val="0"/>
+        <w:color w:val="000000"/>
+        <w:sz w:val="21"/>
+        <w:szCs w:val="21"/>
+        <w:u w:val="none" w:color="000000"/>
+        <w:bdr w:val="none" w:sz="0" w:space="0" w:color="auto"/>
+        <w:shd w:val="clear" w:color="auto" w:fill="auto"/>
+        <w:vertAlign w:val="baseline"/>
+      </w:rPr>
+    </w:lvl>
+    <w:lvl w:ilvl="3" w:tplc="93C2FCFA">
       <w:start w:val="1"/>
       <w:numFmt w:val="bullet"/>
       <w:lvlText w:val="•"/>
@@ -1402,21 +715,21 @@
         <w:ind w:left="2702"/>
       </w:pPr>
       <w:rPr>
-        <w:rFonts w:ascii="Arial" w:eastAsia="Arial" w:hAnsi="Arial" w:cs="Arial"/>
-        <w:b w:val="0"/>
-        <w:i w:val="0"/>
-        <w:strike w:val="0"/>
-        <w:dstrike w:val="0"/>
-        <w:color w:val="000000"/>
-        <w:sz w:val="21"/>
-        <w:szCs w:val="21"/>
-        <w:u w:val="none" w:color="000000"/>
-        <w:bdr w:val="none" w:sz="0" w:space="0" w:color="auto"/>
-        <w:shd w:val="clear" w:color="auto" w:fill="auto"/>
-        <w:vertAlign w:val="baseline"/>
-      </w:rPr>
-    </w:lvl>
-    <w:lvl w:ilvl="4" w:tplc="5D120ABA">
+        <w:rFonts w:ascii="Calibri" w:eastAsia="Calibri" w:hAnsi="Calibri" w:cs="Calibri"/>
+        <w:b w:val="0"/>
+        <w:i w:val="0"/>
+        <w:strike w:val="0"/>
+        <w:dstrike w:val="0"/>
+        <w:color w:val="000000"/>
+        <w:sz w:val="21"/>
+        <w:szCs w:val="21"/>
+        <w:u w:val="none" w:color="000000"/>
+        <w:bdr w:val="none" w:sz="0" w:space="0" w:color="auto"/>
+        <w:shd w:val="clear" w:color="auto" w:fill="auto"/>
+        <w:vertAlign w:val="baseline"/>
+      </w:rPr>
+    </w:lvl>
+    <w:lvl w:ilvl="4" w:tplc="8F7C1C80">
       <w:start w:val="1"/>
       <w:numFmt w:val="bullet"/>
       <w:lvlText w:val="o"/>
@@ -1425,21 +738,21 @@
         <w:ind w:left="3422"/>
       </w:pPr>
       <w:rPr>
-        <w:rFonts w:ascii="Segoe UI Symbol" w:eastAsia="Segoe UI Symbol" w:hAnsi="Segoe UI Symbol" w:cs="Segoe UI Symbol"/>
-        <w:b w:val="0"/>
-        <w:i w:val="0"/>
-        <w:strike w:val="0"/>
-        <w:dstrike w:val="0"/>
-        <w:color w:val="000000"/>
-        <w:sz w:val="21"/>
-        <w:szCs w:val="21"/>
-        <w:u w:val="none" w:color="000000"/>
-        <w:bdr w:val="none" w:sz="0" w:space="0" w:color="auto"/>
-        <w:shd w:val="clear" w:color="auto" w:fill="auto"/>
-        <w:vertAlign w:val="baseline"/>
-      </w:rPr>
-    </w:lvl>
-    <w:lvl w:ilvl="5" w:tplc="FA2C3700">
+        <w:rFonts w:ascii="Calibri" w:eastAsia="Calibri" w:hAnsi="Calibri" w:cs="Calibri"/>
+        <w:b w:val="0"/>
+        <w:i w:val="0"/>
+        <w:strike w:val="0"/>
+        <w:dstrike w:val="0"/>
+        <w:color w:val="000000"/>
+        <w:sz w:val="21"/>
+        <w:szCs w:val="21"/>
+        <w:u w:val="none" w:color="000000"/>
+        <w:bdr w:val="none" w:sz="0" w:space="0" w:color="auto"/>
+        <w:shd w:val="clear" w:color="auto" w:fill="auto"/>
+        <w:vertAlign w:val="baseline"/>
+      </w:rPr>
+    </w:lvl>
+    <w:lvl w:ilvl="5" w:tplc="E40C411C">
       <w:start w:val="1"/>
       <w:numFmt w:val="bullet"/>
       <w:lvlText w:val="▪"/>
@@ -1448,21 +761,21 @@
         <w:ind w:left="4142"/>
       </w:pPr>
       <w:rPr>
-        <w:rFonts w:ascii="Segoe UI Symbol" w:eastAsia="Segoe UI Symbol" w:hAnsi="Segoe UI Symbol" w:cs="Segoe UI Symbol"/>
-        <w:b w:val="0"/>
-        <w:i w:val="0"/>
-        <w:strike w:val="0"/>
-        <w:dstrike w:val="0"/>
-        <w:color w:val="000000"/>
-        <w:sz w:val="21"/>
-        <w:szCs w:val="21"/>
-        <w:u w:val="none" w:color="000000"/>
-        <w:bdr w:val="none" w:sz="0" w:space="0" w:color="auto"/>
-        <w:shd w:val="clear" w:color="auto" w:fill="auto"/>
-        <w:vertAlign w:val="baseline"/>
-      </w:rPr>
-    </w:lvl>
-    <w:lvl w:ilvl="6" w:tplc="8154ED48">
+        <w:rFonts w:ascii="Calibri" w:eastAsia="Calibri" w:hAnsi="Calibri" w:cs="Calibri"/>
+        <w:b w:val="0"/>
+        <w:i w:val="0"/>
+        <w:strike w:val="0"/>
+        <w:dstrike w:val="0"/>
+        <w:color w:val="000000"/>
+        <w:sz w:val="21"/>
+        <w:szCs w:val="21"/>
+        <w:u w:val="none" w:color="000000"/>
+        <w:bdr w:val="none" w:sz="0" w:space="0" w:color="auto"/>
+        <w:shd w:val="clear" w:color="auto" w:fill="auto"/>
+        <w:vertAlign w:val="baseline"/>
+      </w:rPr>
+    </w:lvl>
+    <w:lvl w:ilvl="6" w:tplc="50AAEE46">
       <w:start w:val="1"/>
       <w:numFmt w:val="bullet"/>
       <w:lvlText w:val="•"/>
@@ -1471,21 +784,21 @@
         <w:ind w:left="4862"/>
       </w:pPr>
       <w:rPr>
-        <w:rFonts w:ascii="Arial" w:eastAsia="Arial" w:hAnsi="Arial" w:cs="Arial"/>
-        <w:b w:val="0"/>
-        <w:i w:val="0"/>
-        <w:strike w:val="0"/>
-        <w:dstrike w:val="0"/>
-        <w:color w:val="000000"/>
-        <w:sz w:val="21"/>
-        <w:szCs w:val="21"/>
-        <w:u w:val="none" w:color="000000"/>
-        <w:bdr w:val="none" w:sz="0" w:space="0" w:color="auto"/>
-        <w:shd w:val="clear" w:color="auto" w:fill="auto"/>
-        <w:vertAlign w:val="baseline"/>
-      </w:rPr>
-    </w:lvl>
-    <w:lvl w:ilvl="7" w:tplc="A6C68CC6">
+        <w:rFonts w:ascii="Calibri" w:eastAsia="Calibri" w:hAnsi="Calibri" w:cs="Calibri"/>
+        <w:b w:val="0"/>
+        <w:i w:val="0"/>
+        <w:strike w:val="0"/>
+        <w:dstrike w:val="0"/>
+        <w:color w:val="000000"/>
+        <w:sz w:val="21"/>
+        <w:szCs w:val="21"/>
+        <w:u w:val="none" w:color="000000"/>
+        <w:bdr w:val="none" w:sz="0" w:space="0" w:color="auto"/>
+        <w:shd w:val="clear" w:color="auto" w:fill="auto"/>
+        <w:vertAlign w:val="baseline"/>
+      </w:rPr>
+    </w:lvl>
+    <w:lvl w:ilvl="7" w:tplc="99D4F5A4">
       <w:start w:val="1"/>
       <w:numFmt w:val="bullet"/>
       <w:lvlText w:val="o"/>
@@ -1494,21 +807,21 @@
         <w:ind w:left="5582"/>
       </w:pPr>
       <w:rPr>
-        <w:rFonts w:ascii="Segoe UI Symbol" w:eastAsia="Segoe UI Symbol" w:hAnsi="Segoe UI Symbol" w:cs="Segoe UI Symbol"/>
-        <w:b w:val="0"/>
-        <w:i w:val="0"/>
-        <w:strike w:val="0"/>
-        <w:dstrike w:val="0"/>
-        <w:color w:val="000000"/>
-        <w:sz w:val="21"/>
-        <w:szCs w:val="21"/>
-        <w:u w:val="none" w:color="000000"/>
-        <w:bdr w:val="none" w:sz="0" w:space="0" w:color="auto"/>
-        <w:shd w:val="clear" w:color="auto" w:fill="auto"/>
-        <w:vertAlign w:val="baseline"/>
-      </w:rPr>
-    </w:lvl>
-    <w:lvl w:ilvl="8" w:tplc="EBE09CB4">
+        <w:rFonts w:ascii="Calibri" w:eastAsia="Calibri" w:hAnsi="Calibri" w:cs="Calibri"/>
+        <w:b w:val="0"/>
+        <w:i w:val="0"/>
+        <w:strike w:val="0"/>
+        <w:dstrike w:val="0"/>
+        <w:color w:val="000000"/>
+        <w:sz w:val="21"/>
+        <w:szCs w:val="21"/>
+        <w:u w:val="none" w:color="000000"/>
+        <w:bdr w:val="none" w:sz="0" w:space="0" w:color="auto"/>
+        <w:shd w:val="clear" w:color="auto" w:fill="auto"/>
+        <w:vertAlign w:val="baseline"/>
+      </w:rPr>
+    </w:lvl>
+    <w:lvl w:ilvl="8" w:tplc="33FA7BA6">
       <w:start w:val="1"/>
       <w:numFmt w:val="bullet"/>
       <w:lvlText w:val="▪"/>
@@ -1517,7 +830,7 @@
         <w:ind w:left="6302"/>
       </w:pPr>
       <w:rPr>
-        <w:rFonts w:ascii="Segoe UI Symbol" w:eastAsia="Segoe UI Symbol" w:hAnsi="Segoe UI Symbol" w:cs="Segoe UI Symbol"/>
+        <w:rFonts w:ascii="Calibri" w:eastAsia="Calibri" w:hAnsi="Calibri" w:cs="Calibri"/>
         <w:b w:val="0"/>
         <w:i w:val="0"/>
         <w:strike w:val="0"/>
@@ -1533,10 +846,10 @@
     </w:lvl>
   </w:abstractNum>
   <w:abstractNum w:abstractNumId="1" w15:restartNumberingAfterBreak="0">
-    <w:nsid w:val="193373C3"/>
+    <w:nsid w:val="21D05384"/>
     <w:multiLevelType w:val="hybridMultilevel"/>
-    <w:tmpl w:val="C7D6DC3A"/>
-    <w:lvl w:ilvl="0" w:tplc="3B163DE6">
+    <w:tmpl w:val="5ECC3386"/>
+    <w:lvl w:ilvl="0" w:tplc="E312CE5E">
       <w:start w:val="1"/>
       <w:numFmt w:val="bullet"/>
       <w:lvlText w:val="•"/>
@@ -1559,7 +872,7 @@
         <w:vertAlign w:val="baseline"/>
       </w:rPr>
     </w:lvl>
-    <w:lvl w:ilvl="1" w:tplc="26F87E74">
+    <w:lvl w:ilvl="1" w:tplc="8B4C4FD2">
       <w:start w:val="1"/>
       <w:numFmt w:val="bullet"/>
       <w:lvlText w:val="o"/>
@@ -1582,7 +895,7 @@
         <w:vertAlign w:val="baseline"/>
       </w:rPr>
     </w:lvl>
-    <w:lvl w:ilvl="2" w:tplc="93FA874E">
+    <w:lvl w:ilvl="2" w:tplc="B8D8E746">
       <w:start w:val="1"/>
       <w:numFmt w:val="bullet"/>
       <w:lvlText w:val="▪"/>
@@ -1605,7 +918,7 @@
         <w:vertAlign w:val="baseline"/>
       </w:rPr>
     </w:lvl>
-    <w:lvl w:ilvl="3" w:tplc="643CC5B2">
+    <w:lvl w:ilvl="3" w:tplc="031A6B8C">
       <w:start w:val="1"/>
       <w:numFmt w:val="bullet"/>
       <w:lvlText w:val="•"/>
@@ -1628,7 +941,7 @@
         <w:vertAlign w:val="baseline"/>
       </w:rPr>
     </w:lvl>
-    <w:lvl w:ilvl="4" w:tplc="C60AE7F0">
+    <w:lvl w:ilvl="4" w:tplc="3D766C22">
       <w:start w:val="1"/>
       <w:numFmt w:val="bullet"/>
       <w:lvlText w:val="o"/>
@@ -1651,7 +964,7 @@
         <w:vertAlign w:val="baseline"/>
       </w:rPr>
     </w:lvl>
-    <w:lvl w:ilvl="5" w:tplc="64C40C16">
+    <w:lvl w:ilvl="5" w:tplc="AE5229B0">
       <w:start w:val="1"/>
       <w:numFmt w:val="bullet"/>
       <w:lvlText w:val="▪"/>
@@ -1674,7 +987,7 @@
         <w:vertAlign w:val="baseline"/>
       </w:rPr>
     </w:lvl>
-    <w:lvl w:ilvl="6" w:tplc="EC807968">
+    <w:lvl w:ilvl="6" w:tplc="8B68B796">
       <w:start w:val="1"/>
       <w:numFmt w:val="bullet"/>
       <w:lvlText w:val="•"/>
@@ -1697,7 +1010,7 @@
         <w:vertAlign w:val="baseline"/>
       </w:rPr>
     </w:lvl>
-    <w:lvl w:ilvl="7" w:tplc="E79A89B0">
+    <w:lvl w:ilvl="7" w:tplc="8836E800">
       <w:start w:val="1"/>
       <w:numFmt w:val="bullet"/>
       <w:lvlText w:val="o"/>
@@ -1720,7 +1033,7 @@
         <w:vertAlign w:val="baseline"/>
       </w:rPr>
     </w:lvl>
-    <w:lvl w:ilvl="8" w:tplc="A2123264">
+    <w:lvl w:ilvl="8" w:tplc="F58E0860">
       <w:start w:val="1"/>
       <w:numFmt w:val="bullet"/>
       <w:lvlText w:val="▪"/>
@@ -1745,10 +1058,10 @@
     </w:lvl>
   </w:abstractNum>
   <w:abstractNum w:abstractNumId="2" w15:restartNumberingAfterBreak="0">
-    <w:nsid w:val="1C3D048E"/>
+    <w:nsid w:val="3BB97223"/>
     <w:multiLevelType w:val="hybridMultilevel"/>
-    <w:tmpl w:val="C6AE736E"/>
-    <w:lvl w:ilvl="0" w:tplc="C1D6C044">
+    <w:tmpl w:val="D28CE4DC"/>
+    <w:lvl w:ilvl="0" w:tplc="73169232">
       <w:start w:val="1"/>
       <w:numFmt w:val="bullet"/>
       <w:lvlText w:val="•"/>
@@ -1771,7 +1084,7 @@
         <w:vertAlign w:val="baseline"/>
       </w:rPr>
     </w:lvl>
-    <w:lvl w:ilvl="1" w:tplc="895E74DA">
+    <w:lvl w:ilvl="1" w:tplc="F6F6F3D2">
       <w:start w:val="1"/>
       <w:numFmt w:val="bullet"/>
       <w:lvlText w:val="o"/>
@@ -1794,7 +1107,7 @@
         <w:vertAlign w:val="baseline"/>
       </w:rPr>
     </w:lvl>
-    <w:lvl w:ilvl="2" w:tplc="6C1E311A">
+    <w:lvl w:ilvl="2" w:tplc="55DC3266">
       <w:start w:val="1"/>
       <w:numFmt w:val="bullet"/>
       <w:lvlText w:val="▪"/>
@@ -1817,7 +1130,7 @@
         <w:vertAlign w:val="baseline"/>
       </w:rPr>
     </w:lvl>
-    <w:lvl w:ilvl="3" w:tplc="F9887AE8">
+    <w:lvl w:ilvl="3" w:tplc="F41C9BB8">
       <w:start w:val="1"/>
       <w:numFmt w:val="bullet"/>
       <w:lvlText w:val="•"/>
@@ -1840,7 +1153,7 @@
         <w:vertAlign w:val="baseline"/>
       </w:rPr>
     </w:lvl>
-    <w:lvl w:ilvl="4" w:tplc="BAE4332C">
+    <w:lvl w:ilvl="4" w:tplc="69682CC4">
       <w:start w:val="1"/>
       <w:numFmt w:val="bullet"/>
       <w:lvlText w:val="o"/>
@@ -1863,7 +1176,7 @@
         <w:vertAlign w:val="baseline"/>
       </w:rPr>
     </w:lvl>
-    <w:lvl w:ilvl="5" w:tplc="657E297A">
+    <w:lvl w:ilvl="5" w:tplc="CFA22948">
       <w:start w:val="1"/>
       <w:numFmt w:val="bullet"/>
       <w:lvlText w:val="▪"/>
@@ -1886,7 +1199,7 @@
         <w:vertAlign w:val="baseline"/>
       </w:rPr>
     </w:lvl>
-    <w:lvl w:ilvl="6" w:tplc="A498D1BA">
+    <w:lvl w:ilvl="6" w:tplc="3CEEEA92">
       <w:start w:val="1"/>
       <w:numFmt w:val="bullet"/>
       <w:lvlText w:val="•"/>
@@ -1909,7 +1222,7 @@
         <w:vertAlign w:val="baseline"/>
       </w:rPr>
     </w:lvl>
-    <w:lvl w:ilvl="7" w:tplc="821856C4">
+    <w:lvl w:ilvl="7" w:tplc="6D68BA9A">
       <w:start w:val="1"/>
       <w:numFmt w:val="bullet"/>
       <w:lvlText w:val="o"/>
@@ -1932,7 +1245,7 @@
         <w:vertAlign w:val="baseline"/>
       </w:rPr>
     </w:lvl>
-    <w:lvl w:ilvl="8" w:tplc="F020BE6E">
+    <w:lvl w:ilvl="8" w:tplc="1D34C58E">
       <w:start w:val="1"/>
       <w:numFmt w:val="bullet"/>
       <w:lvlText w:val="▪"/>
@@ -1957,10 +1270,10 @@
     </w:lvl>
   </w:abstractNum>
   <w:abstractNum w:abstractNumId="3" w15:restartNumberingAfterBreak="0">
-    <w:nsid w:val="35A4241E"/>
+    <w:nsid w:val="582556BE"/>
     <w:multiLevelType w:val="hybridMultilevel"/>
-    <w:tmpl w:val="B49C7128"/>
-    <w:lvl w:ilvl="0" w:tplc="69C04D38">
+    <w:tmpl w:val="1C6A83E2"/>
+    <w:lvl w:ilvl="0" w:tplc="FF02B6EE">
       <w:start w:val="1"/>
       <w:numFmt w:val="bullet"/>
       <w:lvlText w:val="•"/>
@@ -1983,7 +1296,7 @@
         <w:vertAlign w:val="baseline"/>
       </w:rPr>
     </w:lvl>
-    <w:lvl w:ilvl="1" w:tplc="C3AE7E50">
+    <w:lvl w:ilvl="1" w:tplc="5C4C6CC6">
       <w:start w:val="1"/>
       <w:numFmt w:val="bullet"/>
       <w:lvlText w:val="o"/>
@@ -2006,7 +1319,7 @@
         <w:vertAlign w:val="baseline"/>
       </w:rPr>
     </w:lvl>
-    <w:lvl w:ilvl="2" w:tplc="424853D0">
+    <w:lvl w:ilvl="2" w:tplc="6EC63EEC">
       <w:start w:val="1"/>
       <w:numFmt w:val="bullet"/>
       <w:lvlText w:val="▪"/>
@@ -2029,7 +1342,7 @@
         <w:vertAlign w:val="baseline"/>
       </w:rPr>
     </w:lvl>
-    <w:lvl w:ilvl="3" w:tplc="AFA49842">
+    <w:lvl w:ilvl="3" w:tplc="7108BC6E">
       <w:start w:val="1"/>
       <w:numFmt w:val="bullet"/>
       <w:lvlText w:val="•"/>
@@ -2052,7 +1365,7 @@
         <w:vertAlign w:val="baseline"/>
       </w:rPr>
     </w:lvl>
-    <w:lvl w:ilvl="4" w:tplc="C798B406">
+    <w:lvl w:ilvl="4" w:tplc="468CFDBC">
       <w:start w:val="1"/>
       <w:numFmt w:val="bullet"/>
       <w:lvlText w:val="o"/>
@@ -2075,7 +1388,7 @@
         <w:vertAlign w:val="baseline"/>
       </w:rPr>
     </w:lvl>
-    <w:lvl w:ilvl="5" w:tplc="BB3A3D00">
+    <w:lvl w:ilvl="5" w:tplc="A72AA8F6">
       <w:start w:val="1"/>
       <w:numFmt w:val="bullet"/>
       <w:lvlText w:val="▪"/>
@@ -2098,7 +1411,7 @@
         <w:vertAlign w:val="baseline"/>
       </w:rPr>
     </w:lvl>
-    <w:lvl w:ilvl="6" w:tplc="7EF02AA0">
+    <w:lvl w:ilvl="6" w:tplc="9002136A">
       <w:start w:val="1"/>
       <w:numFmt w:val="bullet"/>
       <w:lvlText w:val="•"/>
@@ -2121,7 +1434,7 @@
         <w:vertAlign w:val="baseline"/>
       </w:rPr>
     </w:lvl>
-    <w:lvl w:ilvl="7" w:tplc="93C2E9C6">
+    <w:lvl w:ilvl="7" w:tplc="41CCA42A">
       <w:start w:val="1"/>
       <w:numFmt w:val="bullet"/>
       <w:lvlText w:val="o"/>
@@ -2144,7 +1457,7 @@
         <w:vertAlign w:val="baseline"/>
       </w:rPr>
     </w:lvl>
-    <w:lvl w:ilvl="8" w:tplc="0060D7CE">
+    <w:lvl w:ilvl="8" w:tplc="4A3E90E0">
       <w:start w:val="1"/>
       <w:numFmt w:val="bullet"/>
       <w:lvlText w:val="▪"/>
@@ -2169,10 +1482,10 @@
     </w:lvl>
   </w:abstractNum>
   <w:abstractNum w:abstractNumId="4" w15:restartNumberingAfterBreak="0">
-    <w:nsid w:val="4B733E6B"/>
+    <w:nsid w:val="62966D7F"/>
     <w:multiLevelType w:val="hybridMultilevel"/>
-    <w:tmpl w:val="116A76C8"/>
-    <w:lvl w:ilvl="0" w:tplc="52FAAFF8">
+    <w:tmpl w:val="D6147740"/>
+    <w:lvl w:ilvl="0" w:tplc="632AC864">
       <w:start w:val="1"/>
       <w:numFmt w:val="bullet"/>
       <w:lvlText w:val="•"/>
@@ -2181,21 +1494,21 @@
         <w:ind w:left="345"/>
       </w:pPr>
       <w:rPr>
-        <w:rFonts w:ascii="Arial" w:eastAsia="Arial" w:hAnsi="Arial" w:cs="Arial"/>
-        <w:b w:val="0"/>
-        <w:i w:val="0"/>
-        <w:strike w:val="0"/>
-        <w:dstrike w:val="0"/>
-        <w:color w:val="000000"/>
-        <w:sz w:val="21"/>
-        <w:szCs w:val="21"/>
-        <w:u w:val="none" w:color="000000"/>
-        <w:bdr w:val="none" w:sz="0" w:space="0" w:color="auto"/>
-        <w:shd w:val="clear" w:color="auto" w:fill="auto"/>
-        <w:vertAlign w:val="baseline"/>
-      </w:rPr>
-    </w:lvl>
-    <w:lvl w:ilvl="1" w:tplc="598003EA">
+        <w:rFonts w:ascii="Calibri" w:eastAsia="Calibri" w:hAnsi="Calibri" w:cs="Calibri"/>
+        <w:b w:val="0"/>
+        <w:i w:val="0"/>
+        <w:strike w:val="0"/>
+        <w:dstrike w:val="0"/>
+        <w:color w:val="000000"/>
+        <w:sz w:val="21"/>
+        <w:szCs w:val="21"/>
+        <w:u w:val="none" w:color="000000"/>
+        <w:bdr w:val="none" w:sz="0" w:space="0" w:color="auto"/>
+        <w:shd w:val="clear" w:color="auto" w:fill="auto"/>
+        <w:vertAlign w:val="baseline"/>
+      </w:rPr>
+    </w:lvl>
+    <w:lvl w:ilvl="1" w:tplc="41744E1E">
       <w:start w:val="1"/>
       <w:numFmt w:val="bullet"/>
       <w:lvlText w:val="o"/>
@@ -2204,21 +1517,21 @@
         <w:ind w:left="1262"/>
       </w:pPr>
       <w:rPr>
-        <w:rFonts w:ascii="Segoe UI Symbol" w:eastAsia="Segoe UI Symbol" w:hAnsi="Segoe UI Symbol" w:cs="Segoe UI Symbol"/>
-        <w:b w:val="0"/>
-        <w:i w:val="0"/>
-        <w:strike w:val="0"/>
-        <w:dstrike w:val="0"/>
-        <w:color w:val="000000"/>
-        <w:sz w:val="21"/>
-        <w:szCs w:val="21"/>
-        <w:u w:val="none" w:color="000000"/>
-        <w:bdr w:val="none" w:sz="0" w:space="0" w:color="auto"/>
-        <w:shd w:val="clear" w:color="auto" w:fill="auto"/>
-        <w:vertAlign w:val="baseline"/>
-      </w:rPr>
-    </w:lvl>
-    <w:lvl w:ilvl="2" w:tplc="609A5180">
+        <w:rFonts w:ascii="Calibri" w:eastAsia="Calibri" w:hAnsi="Calibri" w:cs="Calibri"/>
+        <w:b w:val="0"/>
+        <w:i w:val="0"/>
+        <w:strike w:val="0"/>
+        <w:dstrike w:val="0"/>
+        <w:color w:val="000000"/>
+        <w:sz w:val="21"/>
+        <w:szCs w:val="21"/>
+        <w:u w:val="none" w:color="000000"/>
+        <w:bdr w:val="none" w:sz="0" w:space="0" w:color="auto"/>
+        <w:shd w:val="clear" w:color="auto" w:fill="auto"/>
+        <w:vertAlign w:val="baseline"/>
+      </w:rPr>
+    </w:lvl>
+    <w:lvl w:ilvl="2" w:tplc="39421272">
       <w:start w:val="1"/>
       <w:numFmt w:val="bullet"/>
       <w:lvlText w:val="▪"/>
@@ -2227,21 +1540,21 @@
         <w:ind w:left="1982"/>
       </w:pPr>
       <w:rPr>
-        <w:rFonts w:ascii="Segoe UI Symbol" w:eastAsia="Segoe UI Symbol" w:hAnsi="Segoe UI Symbol" w:cs="Segoe UI Symbol"/>
-        <w:b w:val="0"/>
-        <w:i w:val="0"/>
-        <w:strike w:val="0"/>
-        <w:dstrike w:val="0"/>
-        <w:color w:val="000000"/>
-        <w:sz w:val="21"/>
-        <w:szCs w:val="21"/>
-        <w:u w:val="none" w:color="000000"/>
-        <w:bdr w:val="none" w:sz="0" w:space="0" w:color="auto"/>
-        <w:shd w:val="clear" w:color="auto" w:fill="auto"/>
-        <w:vertAlign w:val="baseline"/>
-      </w:rPr>
-    </w:lvl>
-    <w:lvl w:ilvl="3" w:tplc="155482EE">
+        <w:rFonts w:ascii="Calibri" w:eastAsia="Calibri" w:hAnsi="Calibri" w:cs="Calibri"/>
+        <w:b w:val="0"/>
+        <w:i w:val="0"/>
+        <w:strike w:val="0"/>
+        <w:dstrike w:val="0"/>
+        <w:color w:val="000000"/>
+        <w:sz w:val="21"/>
+        <w:szCs w:val="21"/>
+        <w:u w:val="none" w:color="000000"/>
+        <w:bdr w:val="none" w:sz="0" w:space="0" w:color="auto"/>
+        <w:shd w:val="clear" w:color="auto" w:fill="auto"/>
+        <w:vertAlign w:val="baseline"/>
+      </w:rPr>
+    </w:lvl>
+    <w:lvl w:ilvl="3" w:tplc="FA44914A">
       <w:start w:val="1"/>
       <w:numFmt w:val="bullet"/>
       <w:lvlText w:val="•"/>
@@ -2250,21 +1563,21 @@
         <w:ind w:left="2702"/>
       </w:pPr>
       <w:rPr>
-        <w:rFonts w:ascii="Arial" w:eastAsia="Arial" w:hAnsi="Arial" w:cs="Arial"/>
-        <w:b w:val="0"/>
-        <w:i w:val="0"/>
-        <w:strike w:val="0"/>
-        <w:dstrike w:val="0"/>
-        <w:color w:val="000000"/>
-        <w:sz w:val="21"/>
-        <w:szCs w:val="21"/>
-        <w:u w:val="none" w:color="000000"/>
-        <w:bdr w:val="none" w:sz="0" w:space="0" w:color="auto"/>
-        <w:shd w:val="clear" w:color="auto" w:fill="auto"/>
-        <w:vertAlign w:val="baseline"/>
-      </w:rPr>
-    </w:lvl>
-    <w:lvl w:ilvl="4" w:tplc="48FAEC32">
+        <w:rFonts w:ascii="Calibri" w:eastAsia="Calibri" w:hAnsi="Calibri" w:cs="Calibri"/>
+        <w:b w:val="0"/>
+        <w:i w:val="0"/>
+        <w:strike w:val="0"/>
+        <w:dstrike w:val="0"/>
+        <w:color w:val="000000"/>
+        <w:sz w:val="21"/>
+        <w:szCs w:val="21"/>
+        <w:u w:val="none" w:color="000000"/>
+        <w:bdr w:val="none" w:sz="0" w:space="0" w:color="auto"/>
+        <w:shd w:val="clear" w:color="auto" w:fill="auto"/>
+        <w:vertAlign w:val="baseline"/>
+      </w:rPr>
+    </w:lvl>
+    <w:lvl w:ilvl="4" w:tplc="5CF82382">
       <w:start w:val="1"/>
       <w:numFmt w:val="bullet"/>
       <w:lvlText w:val="o"/>
@@ -2273,21 +1586,21 @@
         <w:ind w:left="3422"/>
       </w:pPr>
       <w:rPr>
-        <w:rFonts w:ascii="Segoe UI Symbol" w:eastAsia="Segoe UI Symbol" w:hAnsi="Segoe UI Symbol" w:cs="Segoe UI Symbol"/>
-        <w:b w:val="0"/>
-        <w:i w:val="0"/>
-        <w:strike w:val="0"/>
-        <w:dstrike w:val="0"/>
-        <w:color w:val="000000"/>
-        <w:sz w:val="21"/>
-        <w:szCs w:val="21"/>
-        <w:u w:val="none" w:color="000000"/>
-        <w:bdr w:val="none" w:sz="0" w:space="0" w:color="auto"/>
-        <w:shd w:val="clear" w:color="auto" w:fill="auto"/>
-        <w:vertAlign w:val="baseline"/>
-      </w:rPr>
-    </w:lvl>
-    <w:lvl w:ilvl="5" w:tplc="FC587624">
+        <w:rFonts w:ascii="Calibri" w:eastAsia="Calibri" w:hAnsi="Calibri" w:cs="Calibri"/>
+        <w:b w:val="0"/>
+        <w:i w:val="0"/>
+        <w:strike w:val="0"/>
+        <w:dstrike w:val="0"/>
+        <w:color w:val="000000"/>
+        <w:sz w:val="21"/>
+        <w:szCs w:val="21"/>
+        <w:u w:val="none" w:color="000000"/>
+        <w:bdr w:val="none" w:sz="0" w:space="0" w:color="auto"/>
+        <w:shd w:val="clear" w:color="auto" w:fill="auto"/>
+        <w:vertAlign w:val="baseline"/>
+      </w:rPr>
+    </w:lvl>
+    <w:lvl w:ilvl="5" w:tplc="A4C8F4F2">
       <w:start w:val="1"/>
       <w:numFmt w:val="bullet"/>
       <w:lvlText w:val="▪"/>
@@ -2296,21 +1609,21 @@
         <w:ind w:left="4142"/>
       </w:pPr>
       <w:rPr>
-        <w:rFonts w:ascii="Segoe UI Symbol" w:eastAsia="Segoe UI Symbol" w:hAnsi="Segoe UI Symbol" w:cs="Segoe UI Symbol"/>
-        <w:b w:val="0"/>
-        <w:i w:val="0"/>
-        <w:strike w:val="0"/>
-        <w:dstrike w:val="0"/>
-        <w:color w:val="000000"/>
-        <w:sz w:val="21"/>
-        <w:szCs w:val="21"/>
-        <w:u w:val="none" w:color="000000"/>
-        <w:bdr w:val="none" w:sz="0" w:space="0" w:color="auto"/>
-        <w:shd w:val="clear" w:color="auto" w:fill="auto"/>
-        <w:vertAlign w:val="baseline"/>
-      </w:rPr>
-    </w:lvl>
-    <w:lvl w:ilvl="6" w:tplc="D30AB440">
+        <w:rFonts w:ascii="Calibri" w:eastAsia="Calibri" w:hAnsi="Calibri" w:cs="Calibri"/>
+        <w:b w:val="0"/>
+        <w:i w:val="0"/>
+        <w:strike w:val="0"/>
+        <w:dstrike w:val="0"/>
+        <w:color w:val="000000"/>
+        <w:sz w:val="21"/>
+        <w:szCs w:val="21"/>
+        <w:u w:val="none" w:color="000000"/>
+        <w:bdr w:val="none" w:sz="0" w:space="0" w:color="auto"/>
+        <w:shd w:val="clear" w:color="auto" w:fill="auto"/>
+        <w:vertAlign w:val="baseline"/>
+      </w:rPr>
+    </w:lvl>
+    <w:lvl w:ilvl="6" w:tplc="695A2472">
       <w:start w:val="1"/>
       <w:numFmt w:val="bullet"/>
       <w:lvlText w:val="•"/>
@@ -2319,21 +1632,21 @@
         <w:ind w:left="4862"/>
       </w:pPr>
       <w:rPr>
-        <w:rFonts w:ascii="Arial" w:eastAsia="Arial" w:hAnsi="Arial" w:cs="Arial"/>
-        <w:b w:val="0"/>
-        <w:i w:val="0"/>
-        <w:strike w:val="0"/>
-        <w:dstrike w:val="0"/>
-        <w:color w:val="000000"/>
-        <w:sz w:val="21"/>
-        <w:szCs w:val="21"/>
-        <w:u w:val="none" w:color="000000"/>
-        <w:bdr w:val="none" w:sz="0" w:space="0" w:color="auto"/>
-        <w:shd w:val="clear" w:color="auto" w:fill="auto"/>
-        <w:vertAlign w:val="baseline"/>
-      </w:rPr>
-    </w:lvl>
-    <w:lvl w:ilvl="7" w:tplc="90EEA2BA">
+        <w:rFonts w:ascii="Calibri" w:eastAsia="Calibri" w:hAnsi="Calibri" w:cs="Calibri"/>
+        <w:b w:val="0"/>
+        <w:i w:val="0"/>
+        <w:strike w:val="0"/>
+        <w:dstrike w:val="0"/>
+        <w:color w:val="000000"/>
+        <w:sz w:val="21"/>
+        <w:szCs w:val="21"/>
+        <w:u w:val="none" w:color="000000"/>
+        <w:bdr w:val="none" w:sz="0" w:space="0" w:color="auto"/>
+        <w:shd w:val="clear" w:color="auto" w:fill="auto"/>
+        <w:vertAlign w:val="baseline"/>
+      </w:rPr>
+    </w:lvl>
+    <w:lvl w:ilvl="7" w:tplc="B52031BA">
       <w:start w:val="1"/>
       <w:numFmt w:val="bullet"/>
       <w:lvlText w:val="o"/>
@@ -2342,21 +1655,21 @@
         <w:ind w:left="5582"/>
       </w:pPr>
       <w:rPr>
-        <w:rFonts w:ascii="Segoe UI Symbol" w:eastAsia="Segoe UI Symbol" w:hAnsi="Segoe UI Symbol" w:cs="Segoe UI Symbol"/>
-        <w:b w:val="0"/>
-        <w:i w:val="0"/>
-        <w:strike w:val="0"/>
-        <w:dstrike w:val="0"/>
-        <w:color w:val="000000"/>
-        <w:sz w:val="21"/>
-        <w:szCs w:val="21"/>
-        <w:u w:val="none" w:color="000000"/>
-        <w:bdr w:val="none" w:sz="0" w:space="0" w:color="auto"/>
-        <w:shd w:val="clear" w:color="auto" w:fill="auto"/>
-        <w:vertAlign w:val="baseline"/>
-      </w:rPr>
-    </w:lvl>
-    <w:lvl w:ilvl="8" w:tplc="39EEB03E">
+        <w:rFonts w:ascii="Calibri" w:eastAsia="Calibri" w:hAnsi="Calibri" w:cs="Calibri"/>
+        <w:b w:val="0"/>
+        <w:i w:val="0"/>
+        <w:strike w:val="0"/>
+        <w:dstrike w:val="0"/>
+        <w:color w:val="000000"/>
+        <w:sz w:val="21"/>
+        <w:szCs w:val="21"/>
+        <w:u w:val="none" w:color="000000"/>
+        <w:bdr w:val="none" w:sz="0" w:space="0" w:color="auto"/>
+        <w:shd w:val="clear" w:color="auto" w:fill="auto"/>
+        <w:vertAlign w:val="baseline"/>
+      </w:rPr>
+    </w:lvl>
+    <w:lvl w:ilvl="8" w:tplc="1ED40CB4">
       <w:start w:val="1"/>
       <w:numFmt w:val="bullet"/>
       <w:lvlText w:val="▪"/>
@@ -2365,7 +1678,7 @@
         <w:ind w:left="6302"/>
       </w:pPr>
       <w:rPr>
-        <w:rFonts w:ascii="Segoe UI Symbol" w:eastAsia="Segoe UI Symbol" w:hAnsi="Segoe UI Symbol" w:cs="Segoe UI Symbol"/>
+        <w:rFonts w:ascii="Calibri" w:eastAsia="Calibri" w:hAnsi="Calibri" w:cs="Calibri"/>
         <w:b w:val="0"/>
         <w:i w:val="0"/>
         <w:strike w:val="0"/>
@@ -2381,10 +1694,10 @@
     </w:lvl>
   </w:abstractNum>
   <w:abstractNum w:abstractNumId="5" w15:restartNumberingAfterBreak="0">
-    <w:nsid w:val="78842719"/>
+    <w:nsid w:val="72E34D31"/>
     <w:multiLevelType w:val="hybridMultilevel"/>
-    <w:tmpl w:val="67689572"/>
-    <w:lvl w:ilvl="0" w:tplc="D966CE36">
+    <w:tmpl w:val="50D8E922"/>
+    <w:lvl w:ilvl="0" w:tplc="7C8C7BC8">
       <w:start w:val="1"/>
       <w:numFmt w:val="bullet"/>
       <w:lvlText w:val="•"/>
@@ -2407,7 +1720,7 @@
         <w:vertAlign w:val="baseline"/>
       </w:rPr>
     </w:lvl>
-    <w:lvl w:ilvl="1" w:tplc="A3DCBBC8">
+    <w:lvl w:ilvl="1" w:tplc="3898A904">
       <w:start w:val="1"/>
       <w:numFmt w:val="bullet"/>
       <w:lvlText w:val="o"/>
@@ -2430,7 +1743,7 @@
         <w:vertAlign w:val="baseline"/>
       </w:rPr>
     </w:lvl>
-    <w:lvl w:ilvl="2" w:tplc="8814F6F8">
+    <w:lvl w:ilvl="2" w:tplc="A45C075A">
       <w:start w:val="1"/>
       <w:numFmt w:val="bullet"/>
       <w:lvlText w:val="▪"/>
@@ -2453,7 +1766,7 @@
         <w:vertAlign w:val="baseline"/>
       </w:rPr>
     </w:lvl>
-    <w:lvl w:ilvl="3" w:tplc="46826A98">
+    <w:lvl w:ilvl="3" w:tplc="83DAD2D8">
       <w:start w:val="1"/>
       <w:numFmt w:val="bullet"/>
       <w:lvlText w:val="•"/>
@@ -2476,7 +1789,7 @@
         <w:vertAlign w:val="baseline"/>
       </w:rPr>
     </w:lvl>
-    <w:lvl w:ilvl="4" w:tplc="B922FC26">
+    <w:lvl w:ilvl="4" w:tplc="2786840C">
       <w:start w:val="1"/>
       <w:numFmt w:val="bullet"/>
       <w:lvlText w:val="o"/>
@@ -2499,7 +1812,7 @@
         <w:vertAlign w:val="baseline"/>
       </w:rPr>
     </w:lvl>
-    <w:lvl w:ilvl="5" w:tplc="F30C9DEE">
+    <w:lvl w:ilvl="5" w:tplc="48C03E42">
       <w:start w:val="1"/>
       <w:numFmt w:val="bullet"/>
       <w:lvlText w:val="▪"/>
@@ -2522,7 +1835,7 @@
         <w:vertAlign w:val="baseline"/>
       </w:rPr>
     </w:lvl>
-    <w:lvl w:ilvl="6" w:tplc="22521D04">
+    <w:lvl w:ilvl="6" w:tplc="EBA6C5DA">
       <w:start w:val="1"/>
       <w:numFmt w:val="bullet"/>
       <w:lvlText w:val="•"/>
@@ -2545,7 +1858,7 @@
         <w:vertAlign w:val="baseline"/>
       </w:rPr>
     </w:lvl>
-    <w:lvl w:ilvl="7" w:tplc="6B7E21D6">
+    <w:lvl w:ilvl="7" w:tplc="B574BB54">
       <w:start w:val="1"/>
       <w:numFmt w:val="bullet"/>
       <w:lvlText w:val="o"/>
@@ -2568,7 +1881,7 @@
         <w:vertAlign w:val="baseline"/>
       </w:rPr>
     </w:lvl>
-    <w:lvl w:ilvl="8" w:tplc="97FAF0F8">
+    <w:lvl w:ilvl="8" w:tplc="0860C53E">
       <w:start w:val="1"/>
       <w:numFmt w:val="bullet"/>
       <w:lvlText w:val="▪"/>
@@ -2592,23 +1905,23 @@
       </w:rPr>
     </w:lvl>
   </w:abstractNum>
-  <w:num w:numId="1" w16cid:durableId="2090686588">
-    <w:abstractNumId w:val="4"/>
-  </w:num>
-  <w:num w:numId="2" w16cid:durableId="537864687">
+  <w:num w:numId="1" w16cid:durableId="1438214347">
     <w:abstractNumId w:val="0"/>
   </w:num>
-  <w:num w:numId="3" w16cid:durableId="1853758600">
+  <w:num w:numId="2" w16cid:durableId="2000570243">
+    <w:abstractNumId w:val="3"/>
+  </w:num>
+  <w:num w:numId="3" w16cid:durableId="512381284">
+    <w:abstractNumId w:val="1"/>
+  </w:num>
+  <w:num w:numId="4" w16cid:durableId="776753192">
     <w:abstractNumId w:val="5"/>
   </w:num>
-  <w:num w:numId="4" w16cid:durableId="1164009589">
+  <w:num w:numId="5" w16cid:durableId="1489709870">
     <w:abstractNumId w:val="2"/>
   </w:num>
-  <w:num w:numId="5" w16cid:durableId="1685979952">
-    <w:abstractNumId w:val="1"/>
-  </w:num>
-  <w:num w:numId="6" w16cid:durableId="579019602">
-    <w:abstractNumId w:val="3"/>
+  <w:num w:numId="6" w16cid:durableId="1866869707">
+    <w:abstractNumId w:val="4"/>
   </w:num>
 </w:numbering>
 </file>
@@ -3014,8 +2327,8 @@
     <w:name w:val="Normal"/>
     <w:qFormat/>
     <w:pPr>
-      <w:spacing w:after="29" w:line="248" w:lineRule="auto"/>
-      <w:ind w:left="200" w:hanging="188"/>
+      <w:spacing w:after="22" w:line="253" w:lineRule="auto"/>
+      <w:ind w:left="234" w:hanging="188"/>
     </w:pPr>
     <w:rPr>
       <w:rFonts w:ascii="Calibri" w:eastAsia="Calibri" w:hAnsi="Calibri" w:cs="Calibri"/>
@@ -3053,7 +2366,7 @@
     <w:pPr>
       <w:keepNext/>
       <w:keepLines/>
-      <w:spacing w:after="5" w:line="259" w:lineRule="auto"/>
+      <w:spacing w:after="4" w:line="259" w:lineRule="auto"/>
       <w:ind w:left="10" w:hanging="10"/>
       <w:outlineLvl w:val="1"/>
     </w:pPr>
@@ -3068,7 +2381,6 @@
   <w:style w:type="character" w:default="1" w:styleId="DefaultParagraphFont">
     <w:name w:val="Default Paragraph Font"/>
     <w:uiPriority w:val="1"/>
-    <w:semiHidden/>
     <w:unhideWhenUsed/>
   </w:style>
   <w:style w:type="table" w:default="1" w:styleId="TableNormal">
@@ -3111,6 +2423,35 @@
       <w:color w:val="000000"/>
       <w:sz w:val="21"/>
       <w:u w:val="single" w:color="000000"/>
+    </w:rPr>
+  </w:style>
+  <w:style w:type="paragraph" w:customStyle="1" w:styleId="SectionHeading">
+    <w:name w:val="Section Heading"/>
+    <w:basedOn w:val="Normal"/>
+    <w:link w:val="SectionHeadingChar"/>
+    <w:qFormat/>
+    <w:rsid w:val="003936F8"/>
+    <w:pPr>
+      <w:ind w:left="0" w:firstLine="15"/>
+    </w:pPr>
+    <w:rPr>
+      <w:b/>
+      <w:color w:val="4C94D8" w:themeColor="text2" w:themeTint="80"/>
+      <w:sz w:val="36"/>
+      <w:u w:val="single"/>
+    </w:rPr>
+  </w:style>
+  <w:style w:type="character" w:customStyle="1" w:styleId="SectionHeadingChar">
+    <w:name w:val="Section Heading Char"/>
+    <w:basedOn w:val="DefaultParagraphFont"/>
+    <w:link w:val="SectionHeading"/>
+    <w:rsid w:val="003936F8"/>
+    <w:rPr>
+      <w:rFonts w:ascii="Calibri" w:eastAsia="Calibri" w:hAnsi="Calibri" w:cs="Calibri"/>
+      <w:b/>
+      <w:color w:val="4C94D8" w:themeColor="text2" w:themeTint="80"/>
+      <w:sz w:val="36"/>
+      <w:u w:val="single"/>
     </w:rPr>
   </w:style>
 </w:styles>
@@ -3429,4 +2770,24 @@
     </a:ext>
   </a:extLst>
 </a:theme>
+</file>
+
+<file path=word/webextensions/taskpanes.xml><?xml version="1.0" encoding="utf-8"?>
+<wetp:taskpanes xmlns:wetp="http://schemas.microsoft.com/office/webextensions/taskpanes/2010/11">
+  <wetp:taskpane dockstate="right" visibility="0" width="525" row="2">
+    <wetp:webextensionref xmlns:r="http://schemas.openxmlformats.org/officeDocument/2006/relationships" r:id="rId1"/>
+  </wetp:taskpane>
+</wetp:taskpanes>
+</file>
+
+<file path=word/webextensions/webextension1.xml><?xml version="1.0" encoding="utf-8"?>
+<we:webextension xmlns:we="http://schemas.microsoft.com/office/webextensions/webextension/2010/11" id="{D3261EFA-E742-4EB4-A5ED-E54A2A6EAA78}">
+  <we:reference id="b0430364-2ab6-47cd-907e-f8b72239b204" version="4.13.31.0" store="EXCatalog" storeType="EXCatalog"/>
+  <we:alternateReferences>
+    <we:reference id="WA200000729" version="4.13.31.0" store="en-US" storeType="OMEX"/>
+  </we:alternateReferences>
+  <we:properties/>
+  <we:bindings/>
+  <we:snapshot xmlns:r="http://schemas.openxmlformats.org/officeDocument/2006/relationships"/>
+</we:webextension>
 </file>
--- a/Alex_White_Resume.docx
+++ b/Alex_White_Resume.docx
@@ -39,7 +39,7 @@
         <w:ind w:left="0" w:firstLine="0"/>
       </w:pPr>
       <w:r>
-        <w:t>I recently graduated Summa Cum Laude from the University of Denver with a business analytics degree — Beta Gamma Sigma, top 10% of my class. Before that, I maintained precision aircraft systems for the Marine Corps, finished top of my class as an EMT, and built a $10M production program from nothing. Different fields, one constant: do it right the first time, every time — no exception. Relocating to Minneapolis and open to travel.</w:t>
+        <w:t>I recently graduated Cum Laude from the University of Denver with a business analytics degree — Beta Gamma Sigma, top 10% of my class. Before that, I maintained precision aircraft systems for the Marine Corps, finished top of my class as an EMT, and built a $10M production program from nothing. Different fields, one constant: do it right the first time, every time — no exception. Relocating to Minneapolis and open to travel.</w:t>
       </w:r>
     </w:p>
     <w:p>
@@ -57,10 +57,7 @@
         <w:ind w:left="-5"/>
       </w:pPr>
       <w:r>
-        <w:t>D</w:t>
-      </w:r>
-      <w:r>
-        <w:t>ata Analytics &amp; Business Intelligence</w:t>
+        <w:t>Data Analytics &amp; Business Intelligence</w:t>
       </w:r>
       <w:r>
         <w:rPr>
@@ -74,10 +71,7 @@
         <w:ind w:left="15" w:firstLine="0"/>
       </w:pPr>
       <w:r>
-        <w:t>S</w:t>
-      </w:r>
-      <w:r>
-        <w:t xml:space="preserve">QLite, MSSQL, Visio, Python, R, Excel, Tableau, Power BI, VBA; Data Warehousing, ETL/Data Pipelines, Data Modeling, KPI Development, Requirements Gathering, Data Visualization, Predictive Modeling, Database Development, Database Management, Process Automation </w:t>
+        <w:t xml:space="preserve">SQLite, MSSQL, Visio, Python, R, Excel, Tableau, Power BI, VBA; Data Warehousing, ETL/Data Pipelines, Data Modeling, KPI Development, Requirements Gathering, Data Visualization, Predictive Modeling, Database Development, Database Management, Process Automation </w:t>
       </w:r>
     </w:p>
     <w:p>
@@ -239,10 +233,7 @@
         <w:ind w:left="-5"/>
       </w:pPr>
       <w:r>
-        <w:t>S</w:t>
-      </w:r>
-      <w:r>
-        <w:t>ports Analytics – LA Kings Organization</w:t>
+        <w:t>Sports Analytics – LA Kings Organization</w:t>
       </w:r>
       <w:r>
         <w:rPr>
@@ -305,15 +296,7 @@
         <w:ind w:left="15" w:firstLine="0"/>
       </w:pPr>
       <w:r>
-        <w:t>Proved that contextual player adjustments outperform naive historical averages (87 vs. 51 pts) by solving optimization problem of lineup selection under real constraints. Formulated a Binary Integer Program in Python (</w:t>
-      </w:r>
-      <w:proofErr w:type="spellStart"/>
-      <w:r>
-        <w:t>Pyomo</w:t>
-      </w:r>
-      <w:proofErr w:type="spellEnd"/>
-      <w:r>
-        <w:t xml:space="preserve">/GLPK) with salary cap and roster rules, benchmarked across three strategies — optimal, predictive, and naive — to validate model performance. </w:t>
+        <w:t xml:space="preserve">Proved that contextual player adjustments outperform naive historical averages (87 vs. 51 pts) by solving optimization problem of lineup selection under real constraints. Formulated a Binary Integer Program in Python (Pyomo/GLPK) with salary cap and roster rules, benchmarked across three strategies — optimal, predictive, and naive — to validate model performance. </w:t>
       </w:r>
     </w:p>
     <w:p>
@@ -431,15 +414,7 @@
         <w:ind w:hanging="178"/>
       </w:pPr>
       <w:r>
-        <w:t xml:space="preserve">Built the hotel’s butcher program from the ground up as its first and sole operator—designed the end-to-end production operation and served as the primary liaison between the program and </w:t>
-      </w:r>
-      <w:proofErr w:type="gramStart"/>
-      <w:r>
-        <w:t>17</w:t>
-      </w:r>
-      <w:proofErr w:type="gramEnd"/>
-      <w:r>
-        <w:t xml:space="preserve"> executive chefs across all hotel outlets. </w:t>
+        <w:t xml:space="preserve">Built the hotel’s butcher program from the ground up as its first and sole operator—designed the end-to-end production operation and served as the primary liaison between the program and 17 executive chefs across all hotel outlets. </w:t>
       </w:r>
     </w:p>
     <w:p>
@@ -581,27 +556,20 @@
           <w:b/>
           <w:sz w:val="22"/>
         </w:rPr>
-        <w:t>B</w:t>
+        <w:t>BSBA in Business Analytics</w:t>
+      </w:r>
+      <w:r>
+        <w:rPr>
+          <w:sz w:val="22"/>
+        </w:rPr>
+        <w:t>, University of Denver, Daniels College of Business | Graduated June 2026 (</w:t>
       </w:r>
       <w:r>
         <w:rPr>
           <w:b/>
           <w:sz w:val="22"/>
         </w:rPr>
-        <w:t>SBA in Business Analytics</w:t>
-      </w:r>
-      <w:r>
-        <w:rPr>
-          <w:sz w:val="22"/>
-        </w:rPr>
-        <w:t>, University of Denver, Daniels College of Business | Graduated June 2026 (</w:t>
-      </w:r>
-      <w:r>
-        <w:rPr>
-          <w:b/>
-          <w:sz w:val="22"/>
-        </w:rPr>
-        <w:t>Summa Cum Laude and Beta Gamma Sigma</w:t>
+        <w:t>Cum Laude and Beta Gamma Sigma</w:t>
       </w:r>
       <w:r>
         <w:rPr>
